--- a/flow/20230927_hours/Тропарі - Мінея/08-КВІТЕНЬ.docx
+++ b/flow/20230927_hours/Тропарі - Мінея/08-КВІТЕНЬ.docx
@@ -4,7 +4,7 @@
   <w:body>
     <w:p>
       <w:pPr>
-        <w:pStyle w:val="1"/>
+        <w:pStyle w:val="Heading1"/>
         <w:spacing w:line="240" w:lineRule="auto"/>
         <w:ind w:left="3" w:hanging="5"/>
         <w:jc w:val="both"/>
@@ -17,33 +17,7 @@
     </w:p>
     <w:p>
       <w:pPr>
-        <w:spacing w:after="120" w:line="240" w:lineRule="auto"/>
-        <w:ind w:left="0" w:hanging="2"/>
-        <w:jc w:val="both"/>
-        <w:rPr>
-          <w:rFonts w:ascii="Times New Roman" w:eastAsia="Times New Roman" w:hAnsi="Times New Roman" w:cs="Times New Roman"/>
-          <w:color w:val="FF0000"/>
-          <w:sz w:val="24"/>
-          <w:szCs w:val="24"/>
-        </w:rPr>
-      </w:pPr>
-    </w:p>
-    <w:p>
-      <w:pPr>
-        <w:spacing w:after="120" w:line="240" w:lineRule="auto"/>
-        <w:ind w:left="0" w:hanging="2"/>
-        <w:jc w:val="both"/>
-        <w:rPr>
-          <w:rFonts w:ascii="Times New Roman" w:eastAsia="Times New Roman" w:hAnsi="Times New Roman" w:cs="Times New Roman"/>
-          <w:color w:val="FF0000"/>
-          <w:sz w:val="24"/>
-          <w:szCs w:val="24"/>
-        </w:rPr>
-      </w:pPr>
-    </w:p>
-    <w:p>
-      <w:pPr>
-        <w:pStyle w:val="2"/>
+        <w:pStyle w:val="Heading2"/>
         <w:spacing w:after="120" w:line="240" w:lineRule="auto"/>
         <w:ind w:left="2" w:hanging="4"/>
         <w:jc w:val="both"/>
@@ -59,6 +33,7 @@
         <w:spacing w:after="120" w:line="240" w:lineRule="auto"/>
         <w:ind w:left="0" w:hanging="2"/>
         <w:jc w:val="both"/>
+        <w:outlineLvl w:val="9"/>
         <w:rPr>
           <w:rFonts w:ascii="Times New Roman" w:eastAsia="Times New Roman" w:hAnsi="Times New Roman" w:cs="Times New Roman"/>
           <w:sz w:val="24"/>
@@ -89,6 +64,7 @@
         <w:spacing w:after="120" w:line="240" w:lineRule="auto"/>
         <w:ind w:left="0" w:hanging="2"/>
         <w:jc w:val="both"/>
+        <w:outlineLvl w:val="9"/>
         <w:rPr>
           <w:rFonts w:ascii="Times New Roman" w:eastAsia="Times New Roman" w:hAnsi="Times New Roman" w:cs="Times New Roman"/>
           <w:sz w:val="24"/>
@@ -111,33 +87,12 @@
           <w:sz w:val="24"/>
           <w:szCs w:val="24"/>
         </w:rPr>
-        <w:t>Мороку гріха позбавившись,* покаяння світ</w:t>
-      </w:r>
-      <w:r>
-        <w:rPr>
-          <w:rFonts w:ascii="Times New Roman" w:eastAsia="Times New Roman" w:hAnsi="Times New Roman" w:cs="Times New Roman"/>
-          <w:sz w:val="24"/>
-          <w:szCs w:val="24"/>
-        </w:rPr>
-        <w:t xml:space="preserve">лом озоривши серце своє,* славна, прийшла ти до Христа* і Його всенепорочну і святу Матір як молитвеницю милостиву привела єси,* тому й прогрішень прощення осягла ти* і з ангелами завжди радуєшся. </w:t>
-      </w:r>
-    </w:p>
-    <w:p>
-      <w:pPr>
-        <w:spacing w:after="120" w:line="240" w:lineRule="auto"/>
-        <w:ind w:left="0" w:hanging="2"/>
-        <w:jc w:val="both"/>
-        <w:rPr>
-          <w:rFonts w:ascii="Times New Roman" w:eastAsia="Times New Roman" w:hAnsi="Times New Roman" w:cs="Times New Roman"/>
-          <w:color w:val="FF0000"/>
-          <w:sz w:val="24"/>
-          <w:szCs w:val="24"/>
-        </w:rPr>
-      </w:pPr>
-    </w:p>
-    <w:p>
-      <w:pPr>
-        <w:pStyle w:val="2"/>
+        <w:t xml:space="preserve">Мороку гріха позбавившись,* покаяння світлом озоривши серце своє,* славна, прийшла ти до Христа* і Його всенепорочну і святу Матір як молитвеницю милостиву привела єси,* тому й прогрішень прощення осягла ти* і з ангелами завжди радуєшся. </w:t>
+      </w:r>
+    </w:p>
+    <w:p>
+      <w:pPr>
+        <w:pStyle w:val="Heading2"/>
         <w:spacing w:after="120" w:line="240" w:lineRule="auto"/>
         <w:ind w:left="2" w:hanging="4"/>
         <w:jc w:val="both"/>
@@ -153,6 +108,7 @@
         <w:spacing w:after="120" w:line="240" w:lineRule="auto"/>
         <w:ind w:left="0" w:hanging="2"/>
         <w:jc w:val="both"/>
+        <w:outlineLvl w:val="9"/>
         <w:rPr>
           <w:rFonts w:ascii="Times New Roman" w:eastAsia="Times New Roman" w:hAnsi="Times New Roman" w:cs="Times New Roman"/>
           <w:sz w:val="24"/>
@@ -175,22 +131,15 @@
           <w:sz w:val="24"/>
           <w:szCs w:val="24"/>
         </w:rPr>
-        <w:t xml:space="preserve"> В тобі от</w:t>
-      </w:r>
-      <w:r>
-        <w:rPr>
-          <w:rFonts w:ascii="Times New Roman" w:eastAsia="Times New Roman" w:hAnsi="Times New Roman" w:cs="Times New Roman"/>
-          <w:sz w:val="24"/>
-          <w:szCs w:val="24"/>
-        </w:rPr>
-        <w:t>че дбайливо зберігся образ,* бо прийнявши хрест, ти пішов слідом за Христом* і ділом навчав ти погорджувати тілом, бо воно проминає,* а дбати про душу – єство безсмертне.* Тим-то з ангелами разом радується,* преподобний Тите, дух твій.</w:t>
-      </w:r>
-    </w:p>
-    <w:p>
-      <w:pPr>
-        <w:spacing w:after="120" w:line="240" w:lineRule="auto"/>
-        <w:ind w:left="0" w:hanging="2"/>
-        <w:jc w:val="both"/>
+        <w:t xml:space="preserve"> В тобі отче дбайливо зберігся образ,* бо прийнявши хрест, ти пішов слідом за Христом* і ділом навчав ти погорджувати тілом, бо воно проминає,* а дбати про душу – єство безсмертне.* Тим-то з ангелами разом радується,* преподобний Тите, дух твій.</w:t>
+      </w:r>
+    </w:p>
+    <w:p>
+      <w:pPr>
+        <w:spacing w:after="120" w:line="240" w:lineRule="auto"/>
+        <w:ind w:left="0" w:hanging="2"/>
+        <w:jc w:val="both"/>
+        <w:outlineLvl w:val="9"/>
         <w:rPr>
           <w:rFonts w:ascii="Times New Roman" w:eastAsia="Times New Roman" w:hAnsi="Times New Roman" w:cs="Times New Roman"/>
           <w:sz w:val="24"/>
@@ -222,33 +171,12 @@
           <w:sz w:val="24"/>
           <w:szCs w:val="24"/>
         </w:rPr>
-        <w:t>Суєту</w:t>
-      </w:r>
-      <w:r>
-        <w:rPr>
-          <w:rFonts w:ascii="Times New Roman" w:eastAsia="Times New Roman" w:hAnsi="Times New Roman" w:cs="Times New Roman"/>
-          <w:sz w:val="24"/>
-          <w:szCs w:val="24"/>
-        </w:rPr>
-        <w:t xml:space="preserve"> життя покинув ти,* і тихо все життя проживши, мудрий,* до Бога прийшов єси,* чудотворний отче наш, Тите преподобний. </w:t>
-      </w:r>
-    </w:p>
-    <w:p>
-      <w:pPr>
-        <w:spacing w:after="120" w:line="240" w:lineRule="auto"/>
-        <w:ind w:left="0" w:hanging="2"/>
-        <w:jc w:val="both"/>
-        <w:rPr>
-          <w:rFonts w:ascii="Times New Roman" w:eastAsia="Times New Roman" w:hAnsi="Times New Roman" w:cs="Times New Roman"/>
-          <w:color w:val="FF0000"/>
-          <w:sz w:val="24"/>
-          <w:szCs w:val="24"/>
-        </w:rPr>
-      </w:pPr>
-    </w:p>
-    <w:p>
-      <w:pPr>
-        <w:pStyle w:val="2"/>
+        <w:t xml:space="preserve">Суєту життя покинув ти,* і тихо все життя проживши, мудрий,* до Бога прийшов єси,* чудотворний отче наш, Тите преподобний. </w:t>
+      </w:r>
+    </w:p>
+    <w:p>
+      <w:pPr>
+        <w:pStyle w:val="Heading2"/>
         <w:spacing w:after="120" w:line="240" w:lineRule="auto"/>
         <w:ind w:left="2" w:hanging="4"/>
         <w:jc w:val="both"/>
@@ -256,14 +184,27 @@
       <w:bookmarkStart w:id="3" w:name="_heading=h.lvon3p4g7s3c" w:colFirst="0" w:colLast="0"/>
       <w:bookmarkEnd w:id="3"/>
       <w:r>
-        <w:t>3  квітня.  Прп. ісп. Микити, ігумена обителі Мидикійської.</w:t>
-      </w:r>
-    </w:p>
-    <w:p>
-      <w:pPr>
-        <w:spacing w:after="120" w:line="240" w:lineRule="auto"/>
-        <w:ind w:left="0" w:hanging="2"/>
-        <w:jc w:val="both"/>
+        <w:t>3</w:t>
+      </w:r>
+      <w:r>
+        <w:t xml:space="preserve"> </w:t>
+      </w:r>
+      <w:r>
+        <w:t>квітня.</w:t>
+      </w:r>
+      <w:r>
+        <w:t xml:space="preserve"> </w:t>
+      </w:r>
+      <w:r>
+        <w:t>Прп. ісп. Микити, ігумена обителі Мидикійської.</w:t>
+      </w:r>
+    </w:p>
+    <w:p>
+      <w:pPr>
+        <w:spacing w:after="120" w:line="240" w:lineRule="auto"/>
+        <w:ind w:left="0" w:hanging="2"/>
+        <w:jc w:val="both"/>
+        <w:outlineLvl w:val="9"/>
         <w:rPr>
           <w:rFonts w:ascii="Times New Roman" w:eastAsia="Times New Roman" w:hAnsi="Times New Roman" w:cs="Times New Roman"/>
           <w:sz w:val="24"/>
@@ -286,22 +227,15 @@
           <w:sz w:val="24"/>
           <w:szCs w:val="24"/>
         </w:rPr>
-        <w:t xml:space="preserve"> В тобі отче дбайливо зберігся образ,* бо прийнявши хрест, ти </w:t>
-      </w:r>
-      <w:r>
-        <w:rPr>
-          <w:rFonts w:ascii="Times New Roman" w:eastAsia="Times New Roman" w:hAnsi="Times New Roman" w:cs="Times New Roman"/>
-          <w:sz w:val="24"/>
-          <w:szCs w:val="24"/>
-        </w:rPr>
-        <w:t>пішов слідом за Христом* і ділом навчав ти погорджувати тілом, бо воно проминає,* а дбати про душу – єство безсмертне.* Тим-то з ангелами разом радується,* преподобний Микито, дух твій.</w:t>
-      </w:r>
-    </w:p>
-    <w:p>
-      <w:pPr>
-        <w:spacing w:after="120" w:line="240" w:lineRule="auto"/>
-        <w:ind w:left="0" w:hanging="2"/>
-        <w:jc w:val="both"/>
+        <w:t xml:space="preserve"> В тобі отче дбайливо зберігся образ,* бо прийнявши хрест, ти пішов слідом за Христом* і ділом навчав ти погорджувати тілом, бо воно проминає,* а дбати про душу – єство безсмертне.* Тим-то з ангелами разом радується,* преподобний Микито, дух твій.</w:t>
+      </w:r>
+    </w:p>
+    <w:p>
+      <w:pPr>
+        <w:spacing w:after="120" w:line="240" w:lineRule="auto"/>
+        <w:ind w:left="0" w:hanging="2"/>
+        <w:jc w:val="both"/>
+        <w:outlineLvl w:val="9"/>
         <w:rPr>
           <w:rFonts w:ascii="Times New Roman" w:eastAsia="Times New Roman" w:hAnsi="Times New Roman" w:cs="Times New Roman"/>
           <w:sz w:val="24"/>
@@ -333,33 +267,12 @@
           <w:sz w:val="24"/>
           <w:szCs w:val="24"/>
         </w:rPr>
-        <w:t>Небесний ум і життя здобувши,* сяєш ясно як сонце, світ</w:t>
-      </w:r>
-      <w:r>
-        <w:rPr>
-          <w:rFonts w:ascii="Times New Roman" w:eastAsia="Times New Roman" w:hAnsi="Times New Roman" w:cs="Times New Roman"/>
-          <w:sz w:val="24"/>
-          <w:szCs w:val="24"/>
-        </w:rPr>
-        <w:t xml:space="preserve">лом діл просвітлюєш тих,* що у темряві житейській, отче Микито,* і приводиш всіх до Бога.* Молись неустанно за всіх нас. </w:t>
-      </w:r>
-    </w:p>
-    <w:p>
-      <w:pPr>
-        <w:spacing w:after="120" w:line="240" w:lineRule="auto"/>
-        <w:ind w:left="0" w:hanging="2"/>
-        <w:jc w:val="both"/>
-        <w:rPr>
-          <w:rFonts w:ascii="Times New Roman" w:eastAsia="Times New Roman" w:hAnsi="Times New Roman" w:cs="Times New Roman"/>
-          <w:color w:val="FF0000"/>
-          <w:sz w:val="24"/>
-          <w:szCs w:val="24"/>
-        </w:rPr>
-      </w:pPr>
-    </w:p>
-    <w:p>
-      <w:pPr>
-        <w:pStyle w:val="2"/>
+        <w:t xml:space="preserve">Небесний ум і життя здобувши,* сяєш ясно як сонце, світлом діл просвітлюєш тих,* що у темряві житейській, отче Микито,* і приводиш всіх до Бога.* Молись неустанно за всіх нас. </w:t>
+      </w:r>
+    </w:p>
+    <w:p>
+      <w:pPr>
+        <w:pStyle w:val="Heading2"/>
         <w:spacing w:after="120" w:line="240" w:lineRule="auto"/>
         <w:ind w:left="2" w:hanging="4"/>
         <w:jc w:val="both"/>
@@ -367,14 +280,40 @@
       <w:bookmarkStart w:id="4" w:name="_heading=h.1mhtukljinxq" w:colFirst="0" w:colLast="0"/>
       <w:bookmarkEnd w:id="4"/>
       <w:r>
-        <w:t>4 квітня.  Прпп. Йосифа, піснописця, і Юрія, що в Малеї.</w:t>
-      </w:r>
-    </w:p>
-    <w:p>
-      <w:pPr>
-        <w:spacing w:after="120" w:line="240" w:lineRule="auto"/>
-        <w:ind w:left="0" w:hanging="2"/>
-        <w:jc w:val="both"/>
+        <w:t>4 квітня.</w:t>
+      </w:r>
+      <w:r>
+        <w:t xml:space="preserve"> </w:t>
+      </w:r>
+      <w:r>
+        <w:t xml:space="preserve">Прпп. Йосифа, піснописця, і </w:t>
+      </w:r>
+      <w:r>
+        <w:t>Юрія, що в Малеї.</w:t>
+      </w:r>
+    </w:p>
+    <w:p>
+      <w:pPr>
+        <w:pStyle w:val="Heading3"/>
+        <w:ind w:left="1" w:hanging="3"/>
+        <w:rPr>
+          <w:rFonts w:ascii="Times New Roman" w:eastAsia="Times New Roman" w:hAnsi="Times New Roman" w:cs="Times New Roman"/>
+          <w:i/>
+          <w:color w:val="FF0000"/>
+          <w:sz w:val="24"/>
+          <w:szCs w:val="24"/>
+        </w:rPr>
+      </w:pPr>
+      <w:r>
+        <w:t>Прпп. Йосифа, піснописця</w:t>
+      </w:r>
+    </w:p>
+    <w:p>
+      <w:pPr>
+        <w:spacing w:after="120" w:line="240" w:lineRule="auto"/>
+        <w:ind w:left="0" w:hanging="2"/>
+        <w:jc w:val="both"/>
+        <w:outlineLvl w:val="9"/>
         <w:rPr>
           <w:rFonts w:ascii="Times New Roman" w:eastAsia="Times New Roman" w:hAnsi="Times New Roman" w:cs="Times New Roman"/>
           <w:sz w:val="24"/>
@@ -397,22 +336,15 @@
           <w:sz w:val="24"/>
           <w:szCs w:val="24"/>
         </w:rPr>
-        <w:t xml:space="preserve"> Боже отців наших,* що чиниш завжди з нами по Твоїй кротості,*</w:t>
-      </w:r>
-      <w:r>
-        <w:rPr>
-          <w:rFonts w:ascii="Times New Roman" w:eastAsia="Times New Roman" w:hAnsi="Times New Roman" w:cs="Times New Roman"/>
-          <w:sz w:val="24"/>
-          <w:szCs w:val="24"/>
-        </w:rPr>
-        <w:t xml:space="preserve"> не віддали милости Твоєї від нас,* але молитвами їх у мирі направ життя наше.</w:t>
-      </w:r>
-    </w:p>
-    <w:p>
-      <w:pPr>
-        <w:spacing w:after="120" w:line="240" w:lineRule="auto"/>
-        <w:ind w:left="0" w:hanging="2"/>
-        <w:jc w:val="both"/>
+        <w:t xml:space="preserve"> Боже отців наших,* що чиниш завжди з нами по Твоїй кротості,* не віддали милости Твоєї від нас,* але молитвами їх у мирі направ життя наше.</w:t>
+      </w:r>
+    </w:p>
+    <w:p>
+      <w:pPr>
+        <w:spacing w:after="120" w:line="240" w:lineRule="auto"/>
+        <w:ind w:left="0" w:hanging="2"/>
+        <w:jc w:val="both"/>
+        <w:outlineLvl w:val="9"/>
         <w:rPr>
           <w:rFonts w:ascii="Times New Roman" w:eastAsia="Times New Roman" w:hAnsi="Times New Roman" w:cs="Times New Roman"/>
           <w:sz w:val="24"/>
@@ -435,22 +367,62 @@
           <w:sz w:val="24"/>
           <w:szCs w:val="24"/>
         </w:rPr>
-        <w:t xml:space="preserve"> Невичерпним джерелом покаяння,* безконечної втіхи подателем,* морем співчуття ти єси, Йосифе.* Подай нам сльози божественного покаяння,* якими тут плачуч</w:t>
-      </w:r>
-      <w:r>
-        <w:rPr>
-          <w:rFonts w:ascii="Times New Roman" w:eastAsia="Times New Roman" w:hAnsi="Times New Roman" w:cs="Times New Roman"/>
-          <w:sz w:val="24"/>
-          <w:szCs w:val="24"/>
-        </w:rPr>
-        <w:t>и, знайдемо втіху від Бога,* просячи твоєї помочі, Святий.</w:t>
-      </w:r>
-    </w:p>
-    <w:p>
-      <w:pPr>
-        <w:spacing w:after="120" w:line="240" w:lineRule="auto"/>
-        <w:ind w:left="0" w:hanging="2"/>
-        <w:jc w:val="both"/>
+        <w:t xml:space="preserve"> Невичерпним джерелом покаяння,* безконечної втіхи подателем,* морем співчуття ти єси, Йосифе.* Подай нам сльози божественного покаяння,* якими тут плачучи, знайдемо втіху від Бога,* просячи твоєї помочі, Святий.</w:t>
+      </w:r>
+    </w:p>
+    <w:p>
+      <w:pPr>
+        <w:pStyle w:val="Heading3"/>
+        <w:ind w:left="1" w:hanging="3"/>
+        <w:rPr>
+          <w:rFonts w:ascii="Times New Roman" w:eastAsia="Times New Roman" w:hAnsi="Times New Roman" w:cs="Times New Roman"/>
+          <w:i/>
+          <w:color w:val="FF0000"/>
+          <w:sz w:val="24"/>
+          <w:szCs w:val="24"/>
+        </w:rPr>
+      </w:pPr>
+      <w:r>
+        <w:t>Юрія, що в Малеї.</w:t>
+      </w:r>
+    </w:p>
+    <w:p>
+      <w:pPr>
+        <w:spacing w:after="120" w:line="240" w:lineRule="auto"/>
+        <w:ind w:left="0" w:hanging="2"/>
+        <w:jc w:val="both"/>
+        <w:outlineLvl w:val="9"/>
+        <w:rPr>
+          <w:rFonts w:ascii="Times New Roman" w:eastAsia="Times New Roman" w:hAnsi="Times New Roman" w:cs="Times New Roman"/>
+          <w:sz w:val="24"/>
+          <w:szCs w:val="24"/>
+        </w:rPr>
+      </w:pPr>
+      <w:r>
+        <w:rPr>
+          <w:rFonts w:ascii="Times New Roman" w:eastAsia="Times New Roman" w:hAnsi="Times New Roman" w:cs="Times New Roman"/>
+          <w:i/>
+          <w:color w:val="FF0000"/>
+          <w:sz w:val="24"/>
+          <w:szCs w:val="24"/>
+        </w:rPr>
+        <w:t>Тропар (г. 4):</w:t>
+      </w:r>
+      <w:r>
+        <w:rPr>
+          <w:rFonts w:ascii="Times New Roman" w:eastAsia="Times New Roman" w:hAnsi="Times New Roman" w:cs="Times New Roman"/>
+          <w:sz w:val="24"/>
+          <w:szCs w:val="24"/>
+        </w:rPr>
+        <w:t xml:space="preserve"> Боже отців наших,* що чиниш завжди з нами по Твоїй кротості,* не віддали милости Твоєї від нас,* але молитвами їх у мирі направ життя наше.</w:t>
+      </w:r>
+    </w:p>
+    <w:p>
+      <w:pPr>
+        <w:spacing w:after="120" w:line="240" w:lineRule="auto"/>
+        <w:ind w:left="0" w:hanging="2"/>
+        <w:jc w:val="both"/>
+        <w:outlineLvl w:val="9"/>
         <w:rPr>
           <w:rFonts w:ascii="Times New Roman" w:eastAsia="Times New Roman" w:hAnsi="Times New Roman" w:cs="Times New Roman"/>
           <w:sz w:val="24"/>
@@ -466,36 +438,6 @@
           <w:szCs w:val="24"/>
         </w:rPr>
         <w:lastRenderedPageBreak/>
-        <w:t>Тропар (г. 4):</w:t>
-      </w:r>
-      <w:r>
-        <w:rPr>
-          <w:rFonts w:ascii="Times New Roman" w:eastAsia="Times New Roman" w:hAnsi="Times New Roman" w:cs="Times New Roman"/>
-          <w:sz w:val="24"/>
-          <w:szCs w:val="24"/>
-        </w:rPr>
-        <w:t xml:space="preserve"> Боже отців наших,* що чиниш завжди з нами по Твоїй кротості,* не віддали милости Твоєї від нас,* але молитвами їх у мирі направ життя наше.</w:t>
-      </w:r>
-    </w:p>
-    <w:p>
-      <w:pPr>
-        <w:spacing w:after="120" w:line="240" w:lineRule="auto"/>
-        <w:ind w:left="0" w:hanging="2"/>
-        <w:jc w:val="both"/>
-        <w:rPr>
-          <w:rFonts w:ascii="Times New Roman" w:eastAsia="Times New Roman" w:hAnsi="Times New Roman" w:cs="Times New Roman"/>
-          <w:sz w:val="24"/>
-          <w:szCs w:val="24"/>
-        </w:rPr>
-      </w:pPr>
-      <w:r>
-        <w:rPr>
-          <w:rFonts w:ascii="Times New Roman" w:eastAsia="Times New Roman" w:hAnsi="Times New Roman" w:cs="Times New Roman"/>
-          <w:i/>
-          <w:color w:val="FF0000"/>
-          <w:sz w:val="24"/>
-          <w:szCs w:val="24"/>
-        </w:rPr>
         <w:t>Кондак Юрієві (г. 3):</w:t>
       </w:r>
       <w:r>
@@ -504,33 +446,12 @@
           <w:sz w:val="24"/>
           <w:szCs w:val="24"/>
         </w:rPr>
-        <w:t xml:space="preserve"> Жениха прекрасного забажав ти,* і тілесні пристрасті зненавидів, Юріє,* живучи на землі ангельським життям.* Тому твоє святе успення вшановуємо, кличучи:* моли Христа Бога, щ</w:t>
-      </w:r>
-      <w:r>
-        <w:rPr>
-          <w:rFonts w:ascii="Times New Roman" w:eastAsia="Times New Roman" w:hAnsi="Times New Roman" w:cs="Times New Roman"/>
-          <w:sz w:val="24"/>
-          <w:szCs w:val="24"/>
-        </w:rPr>
-        <w:t xml:space="preserve">об дарував нам велику милість. </w:t>
-      </w:r>
-    </w:p>
-    <w:p>
-      <w:pPr>
-        <w:spacing w:after="120" w:line="240" w:lineRule="auto"/>
-        <w:ind w:left="0" w:hanging="2"/>
-        <w:jc w:val="both"/>
-        <w:rPr>
-          <w:rFonts w:ascii="Times New Roman" w:eastAsia="Times New Roman" w:hAnsi="Times New Roman" w:cs="Times New Roman"/>
-          <w:color w:val="FF0000"/>
-          <w:sz w:val="24"/>
-          <w:szCs w:val="24"/>
-        </w:rPr>
-      </w:pPr>
-    </w:p>
-    <w:p>
-      <w:pPr>
-        <w:pStyle w:val="2"/>
+        <w:t xml:space="preserve"> Жениха прекрасного забажав ти,* і тілесні пристрасті зненавидів, Юріє,* живучи на землі ангельським життям.* Тому твоє святе успення вшановуємо, кличучи:* моли Христа Бога, щоб дарував нам велику милість. </w:t>
+      </w:r>
+    </w:p>
+    <w:p>
+      <w:pPr>
+        <w:pStyle w:val="Heading2"/>
         <w:spacing w:after="120" w:line="240" w:lineRule="auto"/>
         <w:ind w:left="2" w:hanging="4"/>
         <w:jc w:val="both"/>
@@ -538,20 +459,27 @@
       <w:bookmarkStart w:id="5" w:name="_heading=h.xckr62oakr3z" w:colFirst="0" w:colLast="0"/>
       <w:bookmarkEnd w:id="5"/>
       <w:r>
-        <w:t>5 квітня.  Свв. мчч. Теодула і Агатопода, і тих, що з ними.</w:t>
-      </w:r>
-      <w:r>
-        <w:rPr>
-          <w:i/>
-        </w:rPr>
+        <w:t>5 квітня.</w:t>
+      </w:r>
+      <w:r>
         <w:t xml:space="preserve"> </w:t>
       </w:r>
-    </w:p>
-    <w:p>
-      <w:pPr>
-        <w:spacing w:after="120" w:line="240" w:lineRule="auto"/>
-        <w:ind w:left="0" w:hanging="2"/>
-        <w:jc w:val="both"/>
+      <w:r>
+        <w:t>Свв. мчч. Теодула і Агатопода, і тих, що з ними.</w:t>
+      </w:r>
+      <w:r>
+        <w:rPr>
+          <w:i/>
+        </w:rPr>
+        <w:t xml:space="preserve"> </w:t>
+      </w:r>
+    </w:p>
+    <w:p>
+      <w:pPr>
+        <w:spacing w:after="120" w:line="240" w:lineRule="auto"/>
+        <w:ind w:left="0" w:hanging="2"/>
+        <w:jc w:val="both"/>
+        <w:outlineLvl w:val="9"/>
         <w:rPr>
           <w:rFonts w:ascii="Times New Roman" w:eastAsia="Times New Roman" w:hAnsi="Times New Roman" w:cs="Times New Roman"/>
           <w:sz w:val="24"/>
@@ -574,22 +502,15 @@
           <w:sz w:val="24"/>
           <w:szCs w:val="24"/>
         </w:rPr>
-        <w:t xml:space="preserve"> Мученики Твої, Господи* у стражданнях своїх прийняли вінець нетлінний від Тебе, Бога нашого,* мавши бо кріпость Твою, вони мучителів подолали,* сок</w:t>
-      </w:r>
-      <w:r>
-        <w:rPr>
-          <w:rFonts w:ascii="Times New Roman" w:eastAsia="Times New Roman" w:hAnsi="Times New Roman" w:cs="Times New Roman"/>
-          <w:sz w:val="24"/>
-          <w:szCs w:val="24"/>
-        </w:rPr>
-        <w:t>рушили і демонів зухвальства безсильні.* Їх молитвами спаси душі наші.</w:t>
-      </w:r>
-    </w:p>
-    <w:p>
-      <w:pPr>
-        <w:spacing w:after="120" w:line="240" w:lineRule="auto"/>
-        <w:ind w:left="0" w:hanging="2"/>
-        <w:jc w:val="both"/>
+        <w:t xml:space="preserve"> Мученики Твої, Господи* у стражданнях своїх прийняли вінець нетлінний від Тебе, Бога нашого,* мавши бо кріпость Твою, вони мучителів подолали,* сокрушили і демонів зухвальства безсильні.* Їх молитвами спаси душі наші.</w:t>
+      </w:r>
+    </w:p>
+    <w:p>
+      <w:pPr>
+        <w:spacing w:after="120" w:line="240" w:lineRule="auto"/>
+        <w:ind w:left="0" w:hanging="2"/>
+        <w:jc w:val="both"/>
+        <w:outlineLvl w:val="9"/>
         <w:rPr>
           <w:rFonts w:ascii="Times New Roman" w:eastAsia="Times New Roman" w:hAnsi="Times New Roman" w:cs="Times New Roman"/>
           <w:sz w:val="24"/>
@@ -621,33 +542,12 @@
           <w:sz w:val="24"/>
           <w:szCs w:val="24"/>
         </w:rPr>
-        <w:t>Ви були братією за благодаттю Духа, Святі,* і мали спільні звичаї у благочестивій вірі,* вельми славні, у молитвах і постах життя провадячи,* прихилили людей до божествен</w:t>
-      </w:r>
-      <w:r>
-        <w:rPr>
-          <w:rFonts w:ascii="Times New Roman" w:eastAsia="Times New Roman" w:hAnsi="Times New Roman" w:cs="Times New Roman"/>
-          <w:sz w:val="24"/>
-          <w:szCs w:val="24"/>
-        </w:rPr>
-        <w:t xml:space="preserve">ного пізнання.* Тому й ви, хоробрі воїни,* спокусу мужньо полонивши, і за це постраждавши,* отримали вінці.* Моліть Христа Бога, щоб дарував відпущення прогрішень тим,* які з любов’ю святкують святу пам’ять вашу. </w:t>
-      </w:r>
-    </w:p>
-    <w:p>
-      <w:pPr>
-        <w:spacing w:after="120" w:line="240" w:lineRule="auto"/>
-        <w:ind w:left="0" w:hanging="2"/>
-        <w:jc w:val="both"/>
-        <w:rPr>
-          <w:rFonts w:ascii="Times New Roman" w:eastAsia="Times New Roman" w:hAnsi="Times New Roman" w:cs="Times New Roman"/>
-          <w:sz w:val="24"/>
-          <w:szCs w:val="24"/>
-          <w:u w:val="single"/>
-        </w:rPr>
-      </w:pPr>
-    </w:p>
-    <w:p>
-      <w:pPr>
-        <w:pStyle w:val="2"/>
+        <w:t xml:space="preserve">Ви були братією за благодаттю Духа, Святі,* і мали спільні звичаї у благочестивій вірі,* вельми славні, у молитвах і постах життя провадячи,* прихилили людей до божественного пізнання.* Тому й ви, хоробрі воїни,* спокусу мужньо полонивши, і за це постраждавши,* отримали вінці.* Моліть Христа Бога, щоб дарував відпущення прогрішень тим,* які з любов’ю святкують святу пам’ять вашу. </w:t>
+      </w:r>
+    </w:p>
+    <w:p>
+      <w:pPr>
+        <w:pStyle w:val="Heading2"/>
         <w:spacing w:after="120" w:line="240" w:lineRule="auto"/>
         <w:ind w:left="2" w:hanging="4"/>
         <w:jc w:val="both"/>
@@ -661,12 +561,9 @@
         <w:t>6</w:t>
       </w:r>
       <w:r>
-        <w:t xml:space="preserve"> квітня. </w:t>
-      </w:r>
-      <w:r>
-        <w:rPr>
-          <w:i/>
-        </w:rPr>
+        <w:t xml:space="preserve"> квітня.</w:t>
+      </w:r>
+      <w:r>
         <w:t xml:space="preserve"> </w:t>
       </w:r>
       <w:r>
@@ -678,29 +575,7 @@
         <w:spacing w:after="120" w:line="240" w:lineRule="auto"/>
         <w:ind w:left="0" w:hanging="2"/>
         <w:jc w:val="both"/>
-        <w:rPr>
-          <w:rFonts w:ascii="Times New Roman" w:eastAsia="Times New Roman" w:hAnsi="Times New Roman" w:cs="Times New Roman"/>
-          <w:color w:val="FF0000"/>
-          <w:sz w:val="24"/>
-          <w:szCs w:val="24"/>
-        </w:rPr>
-      </w:pPr>
-      <w:r>
-        <w:rPr>
-          <w:rFonts w:ascii="Times New Roman" w:eastAsia="Times New Roman" w:hAnsi="Times New Roman" w:cs="Times New Roman"/>
-          <w:b/>
-          <w:color w:val="FF0000"/>
-          <w:sz w:val="24"/>
-          <w:szCs w:val="24"/>
-        </w:rPr>
-        <w:t xml:space="preserve">+ Переставлення св. Методія, учителя слов’янського. </w:t>
-      </w:r>
-    </w:p>
-    <w:p>
-      <w:pPr>
-        <w:spacing w:after="120" w:line="240" w:lineRule="auto"/>
-        <w:ind w:left="0" w:hanging="2"/>
-        <w:jc w:val="both"/>
+        <w:outlineLvl w:val="9"/>
         <w:rPr>
           <w:rFonts w:ascii="Times New Roman" w:eastAsia="Times New Roman" w:hAnsi="Times New Roman" w:cs="Times New Roman"/>
           <w:sz w:val="24"/>
@@ -723,22 +598,15 @@
           <w:sz w:val="24"/>
           <w:szCs w:val="24"/>
         </w:rPr>
-        <w:t xml:space="preserve"> Правилом віри і образом лагідности,* учителем повздержности* явила тебе твоєму стаду всіх речей істина.* Ради цього придбав ти смиренням високе,* убогі</w:t>
-      </w:r>
-      <w:r>
-        <w:rPr>
-          <w:rFonts w:ascii="Times New Roman" w:eastAsia="Times New Roman" w:hAnsi="Times New Roman" w:cs="Times New Roman"/>
-          <w:sz w:val="24"/>
-          <w:szCs w:val="24"/>
-        </w:rPr>
-        <w:t>стю – багате,* отче священноначальнику Євтихію,* Моли Христа Бога, щоб спаслися душі наші.</w:t>
-      </w:r>
-    </w:p>
-    <w:p>
-      <w:pPr>
-        <w:spacing w:after="120" w:line="240" w:lineRule="auto"/>
-        <w:ind w:left="0" w:hanging="2"/>
-        <w:jc w:val="both"/>
+        <w:t xml:space="preserve"> Правилом віри і образом лагідности,* учителем повздержности* явила тебе твоєму стаду всіх речей істина.* Ради цього придбав ти смиренням високе,* убогістю – багате,* отче священноначальнику Євтихію,* Моли Христа Бога, щоб спаслися душі наші.</w:t>
+      </w:r>
+    </w:p>
+    <w:p>
+      <w:pPr>
+        <w:spacing w:after="120" w:line="240" w:lineRule="auto"/>
+        <w:ind w:left="0" w:hanging="2"/>
+        <w:jc w:val="both"/>
+        <w:outlineLvl w:val="9"/>
         <w:rPr>
           <w:rFonts w:ascii="Times New Roman" w:eastAsia="Times New Roman" w:hAnsi="Times New Roman" w:cs="Times New Roman"/>
           <w:sz w:val="24"/>
@@ -761,54 +629,49 @@
           <w:sz w:val="24"/>
           <w:szCs w:val="24"/>
         </w:rPr>
-        <w:t xml:space="preserve"> Справді божественного Євтихія оспівуючи,* всі люди, з любов’ю прославмо,* як великого пастиря, служителя і вчителя премудрого,* і гонителя єресей.* Бо</w:t>
-      </w:r>
-      <w:r>
-        <w:rPr>
-          <w:rFonts w:ascii="Times New Roman" w:eastAsia="Times New Roman" w:hAnsi="Times New Roman" w:cs="Times New Roman"/>
-          <w:sz w:val="24"/>
-          <w:szCs w:val="24"/>
-        </w:rPr>
-        <w:t xml:space="preserve"> він молиться до Господа за всіх нас. </w:t>
-      </w:r>
-    </w:p>
-    <w:p>
-      <w:pPr>
-        <w:spacing w:after="120" w:line="240" w:lineRule="auto"/>
-        <w:ind w:left="0" w:hanging="2"/>
-        <w:jc w:val="both"/>
-        <w:rPr>
-          <w:rFonts w:ascii="Times New Roman" w:eastAsia="Times New Roman" w:hAnsi="Times New Roman" w:cs="Times New Roman"/>
-          <w:color w:val="FF0000"/>
-          <w:sz w:val="24"/>
-          <w:szCs w:val="24"/>
-        </w:rPr>
-      </w:pPr>
-    </w:p>
-    <w:p>
-      <w:pPr>
-        <w:pStyle w:val="2"/>
-        <w:spacing w:after="120" w:line="240" w:lineRule="auto"/>
-        <w:ind w:left="2" w:hanging="4"/>
-        <w:jc w:val="both"/>
+        <w:t xml:space="preserve"> Справді божественного Євтихія оспівуючи,* всі люди, з любов’ю прославмо,* як великого пастиря, служителя і вчителя премудрого,* і гонителя єресей.* Бо він молиться до Господа за всіх нас. </w:t>
+      </w:r>
+    </w:p>
+    <w:p>
+      <w:pPr>
+        <w:pStyle w:val="Heading3"/>
+        <w:ind w:left="1" w:hanging="3"/>
       </w:pPr>
       <w:bookmarkStart w:id="7" w:name="_heading=h.ottb8yivz2jw" w:colFirst="0" w:colLast="0"/>
       <w:bookmarkEnd w:id="7"/>
       <w:r>
-        <w:rPr>
-          <w:i/>
-        </w:rPr>
-        <w:t xml:space="preserve">7 </w:t>
-      </w:r>
-      <w:r>
-        <w:t xml:space="preserve"> квітня. Прп. Юрія, єп. Митилинського.</w:t>
-      </w:r>
-    </w:p>
-    <w:p>
-      <w:pPr>
-        <w:spacing w:after="120" w:line="240" w:lineRule="auto"/>
-        <w:ind w:left="0" w:hanging="2"/>
-        <w:jc w:val="both"/>
+        <w:t xml:space="preserve">+ Переставлення св. Методія, учителя слов’янського. </w:t>
+      </w:r>
+    </w:p>
+    <w:p>
+      <w:pPr>
+        <w:pStyle w:val="Heading2"/>
+        <w:spacing w:after="120" w:line="240" w:lineRule="auto"/>
+        <w:ind w:left="2" w:hanging="4"/>
+        <w:jc w:val="both"/>
+      </w:pPr>
+      <w:r>
+        <w:rPr>
+          <w:i/>
+        </w:rPr>
+        <w:t>7</w:t>
+      </w:r>
+      <w:r>
+        <w:rPr>
+          <w:i/>
+        </w:rPr>
+        <w:t xml:space="preserve"> </w:t>
+      </w:r>
+      <w:r>
+        <w:t>квітня. Прп. Юрія, єп. Митилинського.</w:t>
+      </w:r>
+    </w:p>
+    <w:p>
+      <w:pPr>
+        <w:spacing w:after="120" w:line="240" w:lineRule="auto"/>
+        <w:ind w:left="0" w:hanging="2"/>
+        <w:jc w:val="both"/>
+        <w:outlineLvl w:val="9"/>
         <w:rPr>
           <w:rFonts w:ascii="Times New Roman" w:eastAsia="Times New Roman" w:hAnsi="Times New Roman" w:cs="Times New Roman"/>
           <w:sz w:val="24"/>
@@ -831,22 +694,15 @@
           <w:sz w:val="24"/>
           <w:szCs w:val="24"/>
         </w:rPr>
-        <w:t xml:space="preserve"> В тобі отче дбайливо зберігся образ,* бо прийнявши хрест, ти пішов слідом за Христом* і ділом навчав ти погорджувати тілом, бо воно проминає,* а дбати про душу </w:t>
-      </w:r>
-      <w:r>
-        <w:rPr>
-          <w:rFonts w:ascii="Times New Roman" w:eastAsia="Times New Roman" w:hAnsi="Times New Roman" w:cs="Times New Roman"/>
-          <w:sz w:val="24"/>
-          <w:szCs w:val="24"/>
-        </w:rPr>
-        <w:t>– єство безсмертне.* Тим-то з ангелами разом радується,* преподобний Юрію, дух твій.</w:t>
-      </w:r>
-    </w:p>
-    <w:p>
-      <w:pPr>
-        <w:spacing w:after="120" w:line="240" w:lineRule="auto"/>
-        <w:ind w:left="0" w:hanging="2"/>
-        <w:jc w:val="both"/>
+        <w:t xml:space="preserve"> В тобі отче дбайливо зберігся образ,* бо прийнявши хрест, ти пішов слідом за Христом* і ділом навчав ти погорджувати тілом, бо воно проминає,* а дбати про душу – єство безсмертне.* Тим-то з ангелами разом радується,* преподобний Юрію, дух твій.</w:t>
+      </w:r>
+    </w:p>
+    <w:p>
+      <w:pPr>
+        <w:spacing w:after="120" w:line="240" w:lineRule="auto"/>
+        <w:ind w:left="0" w:hanging="2"/>
+        <w:jc w:val="both"/>
+        <w:outlineLvl w:val="9"/>
         <w:rPr>
           <w:rFonts w:ascii="Times New Roman" w:eastAsia="Times New Roman" w:hAnsi="Times New Roman" w:cs="Times New Roman"/>
           <w:sz w:val="24"/>
@@ -869,33 +725,12 @@
           <w:sz w:val="24"/>
           <w:szCs w:val="24"/>
         </w:rPr>
-        <w:t xml:space="preserve"> Будучи славним висотою смирення й хоробрістю,* жертви ворога винищив ти.* І був щедрий на діла милосердя, Отче преподобний:* голодних годував ти,* тому по с</w:t>
-      </w:r>
-      <w:r>
-        <w:rPr>
-          <w:rFonts w:ascii="Times New Roman" w:eastAsia="Times New Roman" w:hAnsi="Times New Roman" w:cs="Times New Roman"/>
-          <w:sz w:val="24"/>
-          <w:szCs w:val="24"/>
-        </w:rPr>
-        <w:t xml:space="preserve">мерті успадкував ти нетлінну поживу,* радіючи навіки, Юрію, ієрарху блаженний.* Моли Христа Бога, щоб дарував відпущення прогрішень тим,* які з любов’ю святкують святу пам’ять твою. </w:t>
-      </w:r>
-    </w:p>
-    <w:p>
-      <w:pPr>
-        <w:spacing w:after="120" w:line="240" w:lineRule="auto"/>
-        <w:ind w:left="0" w:hanging="2"/>
-        <w:jc w:val="both"/>
-        <w:rPr>
-          <w:rFonts w:ascii="Times New Roman" w:eastAsia="Times New Roman" w:hAnsi="Times New Roman" w:cs="Times New Roman"/>
-          <w:sz w:val="24"/>
-          <w:szCs w:val="24"/>
-          <w:u w:val="single"/>
-        </w:rPr>
-      </w:pPr>
-    </w:p>
-    <w:p>
-      <w:pPr>
-        <w:pStyle w:val="2"/>
+        <w:t xml:space="preserve"> Будучи славним висотою смирення й хоробрістю,* жертви ворога винищив ти.* І був щедрий на діла милосердя, Отче преподобний:* голодних годував ти,* тому по смерті успадкував ти нетлінну поживу,* радіючи навіки, Юрію, ієрарху блаженний.* Моли Христа Бога, щоб дарував відпущення прогрішень тим,* які з любов’ю святкують святу пам’ять твою. </w:t>
+      </w:r>
+    </w:p>
+    <w:p>
+      <w:pPr>
+        <w:pStyle w:val="Heading2"/>
         <w:spacing w:after="120" w:line="240" w:lineRule="auto"/>
         <w:ind w:left="2" w:hanging="4"/>
         <w:jc w:val="both"/>
@@ -906,7 +741,6 @@
         <w:rPr>
           <w:i/>
         </w:rPr>
-        <w:lastRenderedPageBreak/>
         <w:t>8</w:t>
       </w:r>
       <w:r>
@@ -918,31 +752,22 @@
         <w:spacing w:after="120" w:line="240" w:lineRule="auto"/>
         <w:ind w:left="0" w:hanging="2"/>
         <w:jc w:val="both"/>
-        <w:rPr>
-          <w:rFonts w:ascii="Times New Roman" w:eastAsia="Times New Roman" w:hAnsi="Times New Roman" w:cs="Times New Roman"/>
-          <w:sz w:val="24"/>
-          <w:szCs w:val="24"/>
-        </w:rPr>
-      </w:pPr>
-      <w:r>
-        <w:rPr>
-          <w:rFonts w:ascii="Times New Roman" w:eastAsia="Times New Roman" w:hAnsi="Times New Roman" w:cs="Times New Roman"/>
-          <w:i/>
-          <w:color w:val="FF0000"/>
-          <w:sz w:val="24"/>
-          <w:szCs w:val="24"/>
-        </w:rPr>
-        <w:t>Т</w:t>
-      </w:r>
-      <w:r>
-        <w:rPr>
-          <w:rFonts w:ascii="Times New Roman" w:eastAsia="Times New Roman" w:hAnsi="Times New Roman" w:cs="Times New Roman"/>
-          <w:i/>
-          <w:color w:val="FF0000"/>
-          <w:sz w:val="24"/>
-          <w:szCs w:val="24"/>
-        </w:rPr>
-        <w:t>ропар (г. 3):</w:t>
+        <w:outlineLvl w:val="9"/>
+        <w:rPr>
+          <w:rFonts w:ascii="Times New Roman" w:eastAsia="Times New Roman" w:hAnsi="Times New Roman" w:cs="Times New Roman"/>
+          <w:sz w:val="24"/>
+          <w:szCs w:val="24"/>
+        </w:rPr>
+      </w:pPr>
+      <w:r>
+        <w:rPr>
+          <w:rFonts w:ascii="Times New Roman" w:eastAsia="Times New Roman" w:hAnsi="Times New Roman" w:cs="Times New Roman"/>
+          <w:i/>
+          <w:color w:val="FF0000"/>
+          <w:sz w:val="24"/>
+          <w:szCs w:val="24"/>
+        </w:rPr>
+        <w:t>Тропар (г. 3):</w:t>
       </w:r>
       <w:r>
         <w:rPr>
@@ -958,6 +783,7 @@
         <w:spacing w:after="120" w:line="240" w:lineRule="auto"/>
         <w:ind w:left="0" w:hanging="2"/>
         <w:jc w:val="both"/>
+        <w:outlineLvl w:val="9"/>
         <w:rPr>
           <w:rFonts w:ascii="Times New Roman" w:eastAsia="Times New Roman" w:hAnsi="Times New Roman" w:cs="Times New Roman"/>
           <w:sz w:val="24"/>
@@ -980,33 +806,12 @@
           <w:sz w:val="24"/>
           <w:szCs w:val="24"/>
         </w:rPr>
-        <w:t xml:space="preserve"> Ви стали Христовими учнями і всечесними апостолами,* Іродіоне славний, Агаве й Руфе,* Асинкріте, Флегонте і Єрмо.* Завжди моліться до Господ</w:t>
-      </w:r>
-      <w:r>
-        <w:rPr>
-          <w:rFonts w:ascii="Times New Roman" w:eastAsia="Times New Roman" w:hAnsi="Times New Roman" w:cs="Times New Roman"/>
-          <w:sz w:val="24"/>
-          <w:szCs w:val="24"/>
-        </w:rPr>
-        <w:t xml:space="preserve">а,* щоб подав прощення прогрішень нам, що оспівуємо вас. </w:t>
-      </w:r>
-    </w:p>
-    <w:p>
-      <w:pPr>
-        <w:spacing w:after="120" w:line="240" w:lineRule="auto"/>
-        <w:ind w:left="0" w:hanging="2"/>
-        <w:jc w:val="both"/>
-        <w:rPr>
-          <w:rFonts w:ascii="Times New Roman" w:eastAsia="Times New Roman" w:hAnsi="Times New Roman" w:cs="Times New Roman"/>
-          <w:color w:val="FF0000"/>
-          <w:sz w:val="24"/>
-          <w:szCs w:val="24"/>
-        </w:rPr>
-      </w:pPr>
-    </w:p>
-    <w:p>
-      <w:pPr>
-        <w:pStyle w:val="2"/>
+        <w:t xml:space="preserve"> Ви стали Христовими учнями і всечесними апостолами,* Іродіоне славний, Агаве й Руфе,* Асинкріте, Флегонте і Єрмо.* Завжди моліться до Господа,* щоб подав прощення прогрішень нам, що оспівуємо вас. </w:t>
+      </w:r>
+    </w:p>
+    <w:p>
+      <w:pPr>
+        <w:pStyle w:val="Heading2"/>
         <w:spacing w:after="120" w:line="240" w:lineRule="auto"/>
         <w:ind w:left="2" w:hanging="4"/>
         <w:jc w:val="both"/>
@@ -1014,14 +819,22 @@
       <w:bookmarkStart w:id="9" w:name="_heading=h.j3us78otbgza" w:colFirst="0" w:colLast="0"/>
       <w:bookmarkEnd w:id="9"/>
       <w:r>
-        <w:t>9 квітня.  Св. мч. Євпсихія.</w:t>
-      </w:r>
-    </w:p>
-    <w:p>
-      <w:pPr>
-        <w:spacing w:after="120" w:line="240" w:lineRule="auto"/>
-        <w:ind w:left="0" w:hanging="2"/>
-        <w:jc w:val="both"/>
+        <w:lastRenderedPageBreak/>
+        <w:t>9 квітня.</w:t>
+      </w:r>
+      <w:r>
+        <w:t xml:space="preserve"> </w:t>
+      </w:r>
+      <w:r>
+        <w:t>Св. мч. Євпсихія.</w:t>
+      </w:r>
+    </w:p>
+    <w:p>
+      <w:pPr>
+        <w:spacing w:after="120" w:line="240" w:lineRule="auto"/>
+        <w:ind w:left="0" w:hanging="2"/>
+        <w:jc w:val="both"/>
+        <w:outlineLvl w:val="9"/>
         <w:rPr>
           <w:rFonts w:ascii="Times New Roman" w:eastAsia="Times New Roman" w:hAnsi="Times New Roman" w:cs="Times New Roman"/>
           <w:sz w:val="24"/>
@@ -1044,22 +857,15 @@
           <w:sz w:val="24"/>
           <w:szCs w:val="24"/>
         </w:rPr>
-        <w:t xml:space="preserve"> Мученик Твій, Господи, Євпсихій,* у стражданнях своїх прийняв вінець нетлінний від Тебе, Бога нашого,* мавши бо кріпость Твою, він мучителів подолав,* со</w:t>
-      </w:r>
-      <w:r>
-        <w:rPr>
-          <w:rFonts w:ascii="Times New Roman" w:eastAsia="Times New Roman" w:hAnsi="Times New Roman" w:cs="Times New Roman"/>
-          <w:sz w:val="24"/>
-          <w:szCs w:val="24"/>
-        </w:rPr>
-        <w:t>крушив і демонів зухвальства безсильні.* Його молитвами спаси душі наші.</w:t>
-      </w:r>
-    </w:p>
-    <w:p>
-      <w:pPr>
-        <w:spacing w:after="120" w:line="240" w:lineRule="auto"/>
-        <w:ind w:left="0" w:hanging="2"/>
-        <w:jc w:val="both"/>
+        <w:t xml:space="preserve"> Мученик Твій, Господи, Євпсихій,* у стражданнях своїх прийняв вінець нетлінний від Тебе, Бога нашого,* мавши бо кріпость Твою, він мучителів подолав,* сокрушив і демонів зухвальства безсильні.* Його молитвами спаси душі наші.</w:t>
+      </w:r>
+    </w:p>
+    <w:p>
+      <w:pPr>
+        <w:spacing w:after="120" w:line="240" w:lineRule="auto"/>
+        <w:ind w:left="0" w:hanging="2"/>
+        <w:jc w:val="both"/>
+        <w:outlineLvl w:val="9"/>
         <w:rPr>
           <w:rFonts w:ascii="Times New Roman" w:eastAsia="Times New Roman" w:hAnsi="Times New Roman" w:cs="Times New Roman"/>
           <w:sz w:val="24"/>
@@ -1082,33 +888,12 @@
           <w:sz w:val="24"/>
           <w:szCs w:val="24"/>
         </w:rPr>
-        <w:t xml:space="preserve"> Вправно звершивши добрий подвиг,* переміг ти ворога супостата, мученику,* почесті й чудеса від Бога прийнявши.* Тому Церква всіх вірних тебе прославляє* у цей день, сла</w:t>
-      </w:r>
-      <w:r>
-        <w:rPr>
-          <w:rFonts w:ascii="Times New Roman" w:eastAsia="Times New Roman" w:hAnsi="Times New Roman" w:cs="Times New Roman"/>
-          <w:sz w:val="24"/>
-          <w:szCs w:val="24"/>
-        </w:rPr>
-        <w:t xml:space="preserve">вно вшановуючи. </w:t>
-      </w:r>
-    </w:p>
-    <w:p>
-      <w:pPr>
-        <w:spacing w:after="120" w:line="240" w:lineRule="auto"/>
-        <w:ind w:left="0" w:hanging="2"/>
-        <w:jc w:val="both"/>
-        <w:rPr>
-          <w:rFonts w:ascii="Times New Roman" w:eastAsia="Times New Roman" w:hAnsi="Times New Roman" w:cs="Times New Roman"/>
-          <w:color w:val="FF0000"/>
-          <w:sz w:val="24"/>
-          <w:szCs w:val="24"/>
-        </w:rPr>
-      </w:pPr>
-    </w:p>
-    <w:p>
-      <w:pPr>
-        <w:pStyle w:val="2"/>
+        <w:t xml:space="preserve"> Вправно звершивши добрий подвиг,* переміг ти ворога супостата, мученику,* почесті й чудеса від Бога прийнявши.* Тому Церква всіх вірних тебе прославляє* у цей день, славно вшановуючи. </w:t>
+      </w:r>
+    </w:p>
+    <w:p>
+      <w:pPr>
+        <w:pStyle w:val="Heading2"/>
         <w:spacing w:after="120" w:line="240" w:lineRule="auto"/>
         <w:ind w:left="2" w:hanging="4"/>
         <w:jc w:val="both"/>
@@ -1116,14 +901,21 @@
       <w:bookmarkStart w:id="10" w:name="_heading=h.ijaxjoyhe7u4" w:colFirst="0" w:colLast="0"/>
       <w:bookmarkEnd w:id="10"/>
       <w:r>
-        <w:t>10 квітня.  Святих мучеників Терентія, Африкана, Максима, Помплія та інших 36-ти.</w:t>
-      </w:r>
-    </w:p>
-    <w:p>
-      <w:pPr>
-        <w:spacing w:after="120" w:line="240" w:lineRule="auto"/>
-        <w:ind w:left="0" w:hanging="2"/>
-        <w:jc w:val="both"/>
+        <w:t>10 квітня.</w:t>
+      </w:r>
+      <w:r>
+        <w:t xml:space="preserve"> </w:t>
+      </w:r>
+      <w:r>
+        <w:t>Святих мучеників Терентія, Африкана, Максима, Помплія та інших 36-ти.</w:t>
+      </w:r>
+    </w:p>
+    <w:p>
+      <w:pPr>
+        <w:spacing w:after="120" w:line="240" w:lineRule="auto"/>
+        <w:ind w:left="0" w:hanging="2"/>
+        <w:jc w:val="both"/>
+        <w:outlineLvl w:val="9"/>
         <w:rPr>
           <w:rFonts w:ascii="Times New Roman" w:eastAsia="Times New Roman" w:hAnsi="Times New Roman" w:cs="Times New Roman"/>
           <w:sz w:val="24"/>
@@ -1146,70 +938,43 @@
           <w:sz w:val="24"/>
           <w:szCs w:val="24"/>
         </w:rPr>
-        <w:t xml:space="preserve"> Мученики Твої, Господи* у стражданнях своїх прийняли вінець нетлінний від Тебе, Бога нашого,* мавши бо кріпость Твою, вони мучителів подолали</w:t>
-      </w:r>
-      <w:r>
-        <w:rPr>
-          <w:rFonts w:ascii="Times New Roman" w:eastAsia="Times New Roman" w:hAnsi="Times New Roman" w:cs="Times New Roman"/>
-          <w:sz w:val="24"/>
-          <w:szCs w:val="24"/>
-        </w:rPr>
-        <w:t>,* сокрушили і демонів зухвальства безсильні.* Їх молитвами спаси душі наші.</w:t>
-      </w:r>
-    </w:p>
-    <w:p>
-      <w:pPr>
-        <w:spacing w:after="120" w:line="240" w:lineRule="auto"/>
-        <w:ind w:left="0" w:hanging="2"/>
-        <w:jc w:val="both"/>
-        <w:rPr>
-          <w:rFonts w:ascii="Times New Roman" w:eastAsia="Times New Roman" w:hAnsi="Times New Roman" w:cs="Times New Roman"/>
-          <w:sz w:val="24"/>
-          <w:szCs w:val="24"/>
-        </w:rPr>
-      </w:pPr>
-      <w:r>
-        <w:rPr>
-          <w:rFonts w:ascii="Times New Roman" w:eastAsia="Times New Roman" w:hAnsi="Times New Roman" w:cs="Times New Roman"/>
-          <w:i/>
-          <w:color w:val="FF0000"/>
-          <w:sz w:val="24"/>
-          <w:szCs w:val="24"/>
-        </w:rPr>
-        <w:t>Кондак мученикам (г. 2):</w:t>
-      </w:r>
-      <w:r>
-        <w:rPr>
-          <w:rFonts w:ascii="Times New Roman" w:eastAsia="Times New Roman" w:hAnsi="Times New Roman" w:cs="Times New Roman"/>
-          <w:sz w:val="24"/>
-          <w:szCs w:val="24"/>
-        </w:rPr>
-        <w:t xml:space="preserve"> Настала сьогодні радісна пам’ять мучеників,* Терентія премудрого та війська його.* Зустріньмося разом, щоб прийняти зцілення.* Бо вони прийняли від Бога б</w:t>
-      </w:r>
-      <w:r>
-        <w:rPr>
-          <w:rFonts w:ascii="Times New Roman" w:eastAsia="Times New Roman" w:hAnsi="Times New Roman" w:cs="Times New Roman"/>
-          <w:sz w:val="24"/>
-          <w:szCs w:val="24"/>
-        </w:rPr>
-        <w:t xml:space="preserve">лагодать Духа святого,* щоб зціляти недуги душ наших. </w:t>
-      </w:r>
-    </w:p>
-    <w:p>
-      <w:pPr>
-        <w:spacing w:after="120" w:line="240" w:lineRule="auto"/>
-        <w:ind w:left="0" w:hanging="2"/>
-        <w:jc w:val="both"/>
-        <w:rPr>
-          <w:rFonts w:ascii="Times New Roman" w:eastAsia="Times New Roman" w:hAnsi="Times New Roman" w:cs="Times New Roman"/>
-          <w:sz w:val="24"/>
-          <w:szCs w:val="24"/>
-        </w:rPr>
-      </w:pPr>
-    </w:p>
-    <w:p>
-      <w:pPr>
-        <w:pStyle w:val="2"/>
+        <w:t xml:space="preserve"> Мученики Твої, Господи* у стражданнях своїх прийняли вінець нетлінний від Тебе, Бога нашого,* мавши бо кріпость Твою, вони мучителів подолали,* сокрушили і демонів зухвальства безсильні.* Їх молитвами спаси душі наші.</w:t>
+      </w:r>
+    </w:p>
+    <w:p>
+      <w:pPr>
+        <w:spacing w:after="120" w:line="240" w:lineRule="auto"/>
+        <w:ind w:left="0" w:hanging="2"/>
+        <w:jc w:val="both"/>
+        <w:outlineLvl w:val="9"/>
+        <w:rPr>
+          <w:rFonts w:ascii="Times New Roman" w:eastAsia="Times New Roman" w:hAnsi="Times New Roman" w:cs="Times New Roman"/>
+          <w:sz w:val="24"/>
+          <w:szCs w:val="24"/>
+        </w:rPr>
+      </w:pPr>
+      <w:r>
+        <w:rPr>
+          <w:rFonts w:ascii="Times New Roman" w:eastAsia="Times New Roman" w:hAnsi="Times New Roman" w:cs="Times New Roman"/>
+          <w:i/>
+          <w:color w:val="FF0000"/>
+          <w:sz w:val="24"/>
+          <w:szCs w:val="24"/>
+        </w:rPr>
+        <w:t>Кондак (г. 2):</w:t>
+      </w:r>
+      <w:r>
+        <w:rPr>
+          <w:rFonts w:ascii="Times New Roman" w:eastAsia="Times New Roman" w:hAnsi="Times New Roman" w:cs="Times New Roman"/>
+          <w:sz w:val="24"/>
+          <w:szCs w:val="24"/>
+        </w:rPr>
+        <w:t xml:space="preserve"> Настала сьогодні радісна пам’ять мучеників,* Терентія премудрого та війська його.* Зустріньмося разом, щоб прийняти зцілення.* Бо вони прийняли від Бога благодать Духа святого,* щоб зціляти недуги душ наших. </w:t>
+      </w:r>
+    </w:p>
+    <w:p>
+      <w:pPr>
+        <w:pStyle w:val="Heading2"/>
         <w:spacing w:after="120" w:line="240" w:lineRule="auto"/>
         <w:ind w:left="2" w:hanging="4"/>
         <w:jc w:val="both"/>
@@ -1217,14 +982,21 @@
       <w:bookmarkStart w:id="11" w:name="_heading=h.kg66103l7fgr" w:colFirst="0" w:colLast="0"/>
       <w:bookmarkEnd w:id="11"/>
       <w:r>
-        <w:t>11 квітня.  Св. свщмч. Антипи, єп. Пергаму Азійського.</w:t>
-      </w:r>
-    </w:p>
-    <w:p>
-      <w:pPr>
-        <w:spacing w:after="120" w:line="240" w:lineRule="auto"/>
-        <w:ind w:left="0" w:hanging="2"/>
-        <w:jc w:val="both"/>
+        <w:t>11 квітня.</w:t>
+      </w:r>
+      <w:r>
+        <w:t xml:space="preserve"> </w:t>
+      </w:r>
+      <w:r>
+        <w:t>Св. свщмч. Антипи, єп. Пергаму Азійського.</w:t>
+      </w:r>
+    </w:p>
+    <w:p>
+      <w:pPr>
+        <w:spacing w:after="120" w:line="240" w:lineRule="auto"/>
+        <w:ind w:left="0" w:hanging="2"/>
+        <w:jc w:val="both"/>
+        <w:outlineLvl w:val="9"/>
         <w:rPr>
           <w:rFonts w:ascii="Times New Roman" w:eastAsia="Times New Roman" w:hAnsi="Times New Roman" w:cs="Times New Roman"/>
           <w:sz w:val="24"/>
@@ -1247,22 +1019,15 @@
           <w:sz w:val="24"/>
           <w:szCs w:val="24"/>
         </w:rPr>
-        <w:t xml:space="preserve"> Ідольські хитрощі приборкав ти, Антипо,* і подолав ти диявольську силу.* Перед богоборцями сміливо Христа визнав єси.* З ангельськими чинами в вишніх оселившись,* і Владиці всіх славослов’я приносячи, молишся вдячно за нас,* даруючи благодать зцілення.* Т</w:t>
-      </w:r>
-      <w:r>
-        <w:rPr>
-          <w:rFonts w:ascii="Times New Roman" w:eastAsia="Times New Roman" w:hAnsi="Times New Roman" w:cs="Times New Roman"/>
-          <w:sz w:val="24"/>
-          <w:szCs w:val="24"/>
-        </w:rPr>
-        <w:t xml:space="preserve">ому й вшановуємо тебе, священномученику Антипо.* Моли Христа Бога, щоб спас душі наші. </w:t>
-      </w:r>
-    </w:p>
-    <w:p>
-      <w:pPr>
-        <w:spacing w:after="120" w:line="240" w:lineRule="auto"/>
-        <w:ind w:left="0" w:hanging="2"/>
-        <w:jc w:val="both"/>
+        <w:t xml:space="preserve"> Ідольські хитрощі приборкав ти, Антипо,* і подолав ти диявольську силу.* Перед богоборцями сміливо Христа визнав єси.* З ангельськими чинами в вишніх оселившись,* і Владиці всіх славослов’я приносячи, молишся вдячно за нас,* даруючи благодать зцілення.* Тому й вшановуємо тебе, священномученику Антипо.* Моли Христа Бога, щоб спас душі наші. </w:t>
+      </w:r>
+    </w:p>
+    <w:p>
+      <w:pPr>
+        <w:spacing w:after="120" w:line="240" w:lineRule="auto"/>
+        <w:ind w:left="0" w:hanging="2"/>
+        <w:jc w:val="both"/>
+        <w:outlineLvl w:val="9"/>
         <w:rPr>
           <w:rFonts w:ascii="Times New Roman" w:eastAsia="Times New Roman" w:hAnsi="Times New Roman" w:cs="Times New Roman"/>
           <w:sz w:val="24"/>
@@ -1285,33 +1050,12 @@
           <w:sz w:val="24"/>
           <w:szCs w:val="24"/>
         </w:rPr>
-        <w:t xml:space="preserve"> Співпрестольником апостолів і окрасою святителів був ти, Блаженний.* Прославився як мученик, засяявши, мов сонце,* і всіх просвітлюючи, Антипо священний.</w:t>
-      </w:r>
-      <w:r>
-        <w:rPr>
-          <w:rFonts w:ascii="Times New Roman" w:eastAsia="Times New Roman" w:hAnsi="Times New Roman" w:cs="Times New Roman"/>
-          <w:sz w:val="24"/>
-          <w:szCs w:val="24"/>
-        </w:rPr>
-        <w:t xml:space="preserve">* І зруйнував глибоку темряву безбожності.* Тому й вшановуємо тебе, як божественного священномученика* і зцілень подателя. </w:t>
-      </w:r>
-    </w:p>
-    <w:p>
-      <w:pPr>
-        <w:spacing w:after="120" w:line="240" w:lineRule="auto"/>
-        <w:ind w:left="0" w:hanging="2"/>
-        <w:jc w:val="both"/>
-        <w:rPr>
-          <w:rFonts w:ascii="Times New Roman" w:eastAsia="Times New Roman" w:hAnsi="Times New Roman" w:cs="Times New Roman"/>
-          <w:color w:val="FF0000"/>
-          <w:sz w:val="24"/>
-          <w:szCs w:val="24"/>
-        </w:rPr>
-      </w:pPr>
-    </w:p>
-    <w:p>
-      <w:pPr>
-        <w:pStyle w:val="2"/>
+        <w:t xml:space="preserve"> Співпрестольником апостолів і окрасою святителів був ти, Блаженний.* Прославився як мученик, засяявши, мов сонце,* і всіх просвітлюючи, Антипо священний.* І зруйнував глибоку темряву безбожності.* Тому й вшановуємо тебе, як божественного священномученика* і зцілень подателя. </w:t>
+      </w:r>
+    </w:p>
+    <w:p>
+      <w:pPr>
+        <w:pStyle w:val="Heading2"/>
         <w:spacing w:after="120" w:line="240" w:lineRule="auto"/>
         <w:ind w:left="2" w:hanging="4"/>
         <w:jc w:val="both"/>
@@ -1319,15 +1063,21 @@
       <w:bookmarkStart w:id="12" w:name="_heading=h.y7wq6uyqfgdi" w:colFirst="0" w:colLast="0"/>
       <w:bookmarkEnd w:id="12"/>
       <w:r>
-        <w:lastRenderedPageBreak/>
-        <w:t>12 квітня.  Прп. і ісп. Василія, єп. Парійського.</w:t>
-      </w:r>
-    </w:p>
-    <w:p>
-      <w:pPr>
-        <w:spacing w:after="120" w:line="240" w:lineRule="auto"/>
-        <w:ind w:left="0" w:hanging="2"/>
-        <w:jc w:val="both"/>
+        <w:t>12 квітня.</w:t>
+      </w:r>
+      <w:r>
+        <w:t xml:space="preserve"> </w:t>
+      </w:r>
+      <w:r>
+        <w:t>Прп. і ісп. Василія, єп. Парійського.</w:t>
+      </w:r>
+    </w:p>
+    <w:p>
+      <w:pPr>
+        <w:spacing w:after="120" w:line="240" w:lineRule="auto"/>
+        <w:ind w:left="0" w:hanging="2"/>
+        <w:jc w:val="both"/>
+        <w:outlineLvl w:val="9"/>
         <w:rPr>
           <w:rFonts w:ascii="Times New Roman" w:eastAsia="Times New Roman" w:hAnsi="Times New Roman" w:cs="Times New Roman"/>
           <w:sz w:val="24"/>
@@ -1358,6 +1108,7 @@
         <w:spacing w:after="120" w:line="240" w:lineRule="auto"/>
         <w:ind w:left="0" w:hanging="2"/>
         <w:jc w:val="both"/>
+        <w:outlineLvl w:val="9"/>
         <w:rPr>
           <w:rFonts w:ascii="Times New Roman" w:eastAsia="Times New Roman" w:hAnsi="Times New Roman" w:cs="Times New Roman"/>
           <w:sz w:val="24"/>
@@ -1380,32 +1131,12 @@
           <w:sz w:val="24"/>
           <w:szCs w:val="24"/>
         </w:rPr>
-        <w:t xml:space="preserve"> Запалившись світл</w:t>
-      </w:r>
-      <w:r>
-        <w:rPr>
-          <w:rFonts w:ascii="Times New Roman" w:eastAsia="Times New Roman" w:hAnsi="Times New Roman" w:cs="Times New Roman"/>
-          <w:sz w:val="24"/>
-          <w:szCs w:val="24"/>
-        </w:rPr>
-        <w:t xml:space="preserve">ом Всевишнього, Блаженний отче,* ти просвітлюєш усіх, що з любов’ю вшановують твоє чесне страждання.* Василію священностраждальний,* моли Христа Бога неустанно за всіх нас. </w:t>
-      </w:r>
-    </w:p>
-    <w:p>
-      <w:pPr>
-        <w:spacing w:after="120" w:line="240" w:lineRule="auto"/>
-        <w:ind w:left="0" w:hanging="2"/>
-        <w:jc w:val="both"/>
-        <w:rPr>
-          <w:rFonts w:ascii="Times New Roman" w:eastAsia="Times New Roman" w:hAnsi="Times New Roman" w:cs="Times New Roman"/>
-          <w:sz w:val="24"/>
-          <w:szCs w:val="24"/>
-        </w:rPr>
-      </w:pPr>
-    </w:p>
-    <w:p>
-      <w:pPr>
-        <w:pStyle w:val="2"/>
+        <w:t xml:space="preserve"> Запалившись світлом Всевишнього, Блаженний отче,* ти просвітлюєш усіх, що з любов’ю вшановують твоє чесне страждання.* Василію священностраждальний,* моли Христа Бога неустанно за всіх нас. </w:t>
+      </w:r>
+    </w:p>
+    <w:p>
+      <w:pPr>
+        <w:pStyle w:val="Heading2"/>
         <w:spacing w:after="120" w:line="240" w:lineRule="auto"/>
         <w:ind w:left="2" w:hanging="4"/>
         <w:jc w:val="both"/>
@@ -1413,14 +1144,21 @@
       <w:bookmarkStart w:id="13" w:name="_heading=h.h68bkto2kmyu" w:colFirst="0" w:colLast="0"/>
       <w:bookmarkEnd w:id="13"/>
       <w:r>
-        <w:t>13 квітня.  Св. свщмч. Артемона і тих, що з ним.</w:t>
-      </w:r>
-    </w:p>
-    <w:p>
-      <w:pPr>
-        <w:spacing w:after="120" w:line="240" w:lineRule="auto"/>
-        <w:ind w:left="0" w:hanging="2"/>
-        <w:jc w:val="both"/>
+        <w:t>13 квітня.</w:t>
+      </w:r>
+      <w:r>
+        <w:t xml:space="preserve"> </w:t>
+      </w:r>
+      <w:r>
+        <w:t>Св. свщмч. Артемона і тих, що з ним.</w:t>
+      </w:r>
+    </w:p>
+    <w:p>
+      <w:pPr>
+        <w:spacing w:after="120" w:line="240" w:lineRule="auto"/>
+        <w:ind w:left="0" w:hanging="2"/>
+        <w:jc w:val="both"/>
+        <w:outlineLvl w:val="9"/>
         <w:rPr>
           <w:rFonts w:ascii="Times New Roman" w:eastAsia="Times New Roman" w:hAnsi="Times New Roman" w:cs="Times New Roman"/>
           <w:sz w:val="24"/>
@@ -1443,15 +1181,7 @@
           <w:sz w:val="24"/>
           <w:szCs w:val="24"/>
         </w:rPr>
-        <w:t xml:space="preserve"> I звичаїв апостол</w:t>
-      </w:r>
-      <w:r>
-        <w:rPr>
-          <w:rFonts w:ascii="Times New Roman" w:eastAsia="Times New Roman" w:hAnsi="Times New Roman" w:cs="Times New Roman"/>
-          <w:sz w:val="24"/>
-          <w:szCs w:val="24"/>
-        </w:rPr>
-        <w:t>ів причасником і їх намісником стався ти,* знайшов ти шлях, богонатхненний, як дійти до видіння.* Задля того слово істини справляючи,* і задля віри пострадав ти аж до крови, священномученику Артемоне</w:t>
+        <w:t xml:space="preserve"> I звичаїв апостолів причасником і їх намісником стався ти,* знайшов ти шлях, богонатхненний, як дійти до видіння.* Задля того слово істини справляючи,* і задля віри пострадав ти аж до крови, священномученику Артемоне</w:t>
       </w:r>
       <w:r>
         <w:rPr>
@@ -1486,31 +1216,23 @@
         <w:spacing w:after="120" w:line="240" w:lineRule="auto"/>
         <w:ind w:left="0" w:hanging="2"/>
         <w:jc w:val="both"/>
-        <w:rPr>
-          <w:rFonts w:ascii="Times New Roman" w:eastAsia="Times New Roman" w:hAnsi="Times New Roman" w:cs="Times New Roman"/>
-          <w:sz w:val="24"/>
-          <w:szCs w:val="24"/>
-        </w:rPr>
-      </w:pPr>
-      <w:r>
-        <w:rPr>
-          <w:rFonts w:ascii="Times New Roman" w:eastAsia="Times New Roman" w:hAnsi="Times New Roman" w:cs="Times New Roman"/>
-          <w:i/>
-          <w:color w:val="FF0000"/>
-          <w:sz w:val="24"/>
-          <w:szCs w:val="24"/>
-        </w:rPr>
-        <w:t>Кондак (г. 4)</w:t>
-      </w:r>
-      <w:r>
-        <w:rPr>
-          <w:rFonts w:ascii="Times New Roman" w:eastAsia="Times New Roman" w:hAnsi="Times New Roman" w:cs="Times New Roman"/>
-          <w:i/>
-          <w:color w:val="FF0000"/>
-          <w:sz w:val="24"/>
-          <w:szCs w:val="24"/>
-        </w:rPr>
-        <w:t>:</w:t>
+        <w:outlineLvl w:val="9"/>
+        <w:rPr>
+          <w:rFonts w:ascii="Times New Roman" w:eastAsia="Times New Roman" w:hAnsi="Times New Roman" w:cs="Times New Roman"/>
+          <w:sz w:val="24"/>
+          <w:szCs w:val="24"/>
+        </w:rPr>
+      </w:pPr>
+      <w:r>
+        <w:rPr>
+          <w:rFonts w:ascii="Times New Roman" w:eastAsia="Times New Roman" w:hAnsi="Times New Roman" w:cs="Times New Roman"/>
+          <w:i/>
+          <w:color w:val="FF0000"/>
+          <w:sz w:val="24"/>
+          <w:szCs w:val="24"/>
+        </w:rPr>
+        <w:lastRenderedPageBreak/>
+        <w:t>Кондак (г. 4):</w:t>
       </w:r>
       <w:r>
         <w:rPr>
@@ -1523,19 +1245,7 @@
     </w:p>
     <w:p>
       <w:pPr>
-        <w:spacing w:after="120" w:line="240" w:lineRule="auto"/>
-        <w:ind w:left="0" w:hanging="2"/>
-        <w:jc w:val="both"/>
-        <w:rPr>
-          <w:rFonts w:ascii="Times New Roman" w:eastAsia="Times New Roman" w:hAnsi="Times New Roman" w:cs="Times New Roman"/>
-          <w:sz w:val="24"/>
-          <w:szCs w:val="24"/>
-        </w:rPr>
-      </w:pPr>
-    </w:p>
-    <w:p>
-      <w:pPr>
-        <w:pStyle w:val="2"/>
+        <w:pStyle w:val="Heading2"/>
         <w:spacing w:after="120" w:line="240" w:lineRule="auto"/>
         <w:ind w:left="2" w:hanging="4"/>
         <w:jc w:val="both"/>
@@ -1543,15 +1253,18 @@
       <w:bookmarkStart w:id="14" w:name="_heading=h.t5tdkenyh67y" w:colFirst="0" w:colLast="0"/>
       <w:bookmarkEnd w:id="14"/>
       <w:r>
-        <w:t>14 кв</w:t>
-      </w:r>
-      <w:r>
-        <w:t xml:space="preserve">ітня.  Св. Мартина Ісповідника, папи Римського. І святих новоявлених мучеників Антонія, Йоана і Євстатія. </w:t>
-      </w:r>
-    </w:p>
-    <w:p>
-      <w:pPr>
-        <w:pStyle w:val="3"/>
+        <w:t>14 квітня.</w:t>
+      </w:r>
+      <w:r>
+        <w:t xml:space="preserve"> </w:t>
+      </w:r>
+      <w:r>
+        <w:t xml:space="preserve">Св. Мартина Ісповідника, папи Римського. І святих новоявлених мучеників Антонія, Йоана і Євстатія. </w:t>
+      </w:r>
+    </w:p>
+    <w:p>
+      <w:pPr>
+        <w:pStyle w:val="Heading3"/>
         <w:spacing w:after="120" w:line="240" w:lineRule="auto"/>
         <w:ind w:left="1" w:hanging="3"/>
         <w:jc w:val="both"/>
@@ -1567,6 +1280,7 @@
         <w:spacing w:after="120" w:line="240" w:lineRule="auto"/>
         <w:ind w:left="0" w:hanging="2"/>
         <w:jc w:val="both"/>
+        <w:outlineLvl w:val="9"/>
         <w:rPr>
           <w:rFonts w:ascii="Times New Roman" w:eastAsia="Times New Roman" w:hAnsi="Times New Roman" w:cs="Times New Roman"/>
           <w:sz w:val="24"/>
@@ -1589,37 +1303,30 @@
           <w:sz w:val="24"/>
           <w:szCs w:val="24"/>
         </w:rPr>
-        <w:t xml:space="preserve"> Православія наставнику, благочестя учителю і чистоти вселенної світильнику,* архиєреїв богонатхненна прикрасо,</w:t>
-      </w:r>
-      <w:r>
-        <w:rPr>
-          <w:rFonts w:ascii="Times New Roman" w:eastAsia="Times New Roman" w:hAnsi="Times New Roman" w:cs="Times New Roman"/>
-          <w:sz w:val="24"/>
-          <w:szCs w:val="24"/>
-        </w:rPr>
-        <w:t xml:space="preserve"> Мартине премудрий,* ученням твоїм Ти все просвітив, сопілко духовна.* Моли Христа Бога, щоб спаслися душі наші.</w:t>
-      </w:r>
-    </w:p>
-    <w:p>
-      <w:pPr>
-        <w:spacing w:after="120" w:line="240" w:lineRule="auto"/>
-        <w:ind w:left="0" w:hanging="2"/>
-        <w:jc w:val="both"/>
-        <w:rPr>
-          <w:rFonts w:ascii="Times New Roman" w:eastAsia="Times New Roman" w:hAnsi="Times New Roman" w:cs="Times New Roman"/>
-          <w:sz w:val="24"/>
-          <w:szCs w:val="24"/>
-        </w:rPr>
-      </w:pPr>
-      <w:r>
-        <w:rPr>
-          <w:rFonts w:ascii="Times New Roman" w:eastAsia="Times New Roman" w:hAnsi="Times New Roman" w:cs="Times New Roman"/>
-          <w:i/>
-          <w:color w:val="FF0000"/>
-          <w:sz w:val="24"/>
-          <w:szCs w:val="24"/>
-        </w:rPr>
-        <w:t>Кондак Мартинові (г. 4):</w:t>
+        <w:t xml:space="preserve"> Православія наставнику, благочестя учителю і чистоти вселенної світильнику,* архиєреїв богонатхненна прикрасо, Мартине премудрий,* ученням твоїм Ти все просвітив, сопілко духовна.* Моли Христа Бога, щоб спаслися душі наші.</w:t>
+      </w:r>
+    </w:p>
+    <w:p>
+      <w:pPr>
+        <w:spacing w:after="120" w:line="240" w:lineRule="auto"/>
+        <w:ind w:left="0" w:hanging="2"/>
+        <w:jc w:val="both"/>
+        <w:outlineLvl w:val="9"/>
+        <w:rPr>
+          <w:rFonts w:ascii="Times New Roman" w:eastAsia="Times New Roman" w:hAnsi="Times New Roman" w:cs="Times New Roman"/>
+          <w:sz w:val="24"/>
+          <w:szCs w:val="24"/>
+        </w:rPr>
+      </w:pPr>
+      <w:r>
+        <w:rPr>
+          <w:rFonts w:ascii="Times New Roman" w:eastAsia="Times New Roman" w:hAnsi="Times New Roman" w:cs="Times New Roman"/>
+          <w:i/>
+          <w:color w:val="FF0000"/>
+          <w:sz w:val="24"/>
+          <w:szCs w:val="24"/>
+        </w:rPr>
+        <w:t>Кондак (г. 4):</w:t>
       </w:r>
       <w:r>
         <w:rPr>
@@ -1636,20 +1343,12 @@
           <w:sz w:val="24"/>
           <w:szCs w:val="24"/>
         </w:rPr>
-        <w:t>Священними ісповіданнями прикрасився і завершив життя як мученик,* на небеса піднявся ти, Мартине мудрий,* і вінцем не</w:t>
-      </w:r>
-      <w:r>
-        <w:rPr>
-          <w:rFonts w:ascii="Times New Roman" w:eastAsia="Times New Roman" w:hAnsi="Times New Roman" w:cs="Times New Roman"/>
-          <w:sz w:val="24"/>
-          <w:szCs w:val="24"/>
-        </w:rPr>
-        <w:t>в’янучим від Бога був ти вінчаний.* Тому святу твою пам’ять звершуємо, кличучи:* пом’яни нас, Священноблаженний,* стоячи перед Христом.</w:t>
-      </w:r>
-    </w:p>
-    <w:p>
-      <w:pPr>
-        <w:pStyle w:val="3"/>
+        <w:t>Священними ісповіданнями прикрасився і завершив життя як мученик,* на небеса піднявся ти, Мартине мудрий,* і вінцем нев’янучим від Бога був ти вінчаний.* Тому святу твою пам’ять звершуємо, кличучи:* пом’яни нас, Священноблаженний,* стоячи перед Христом.</w:t>
+      </w:r>
+    </w:p>
+    <w:p>
+      <w:pPr>
+        <w:pStyle w:val="Heading3"/>
         <w:spacing w:after="120" w:line="240" w:lineRule="auto"/>
         <w:ind w:left="1" w:hanging="3"/>
         <w:jc w:val="both"/>
@@ -1665,21 +1364,22 @@
         <w:spacing w:after="120" w:line="240" w:lineRule="auto"/>
         <w:ind w:left="0" w:hanging="2"/>
         <w:jc w:val="both"/>
-        <w:rPr>
-          <w:rFonts w:ascii="Times New Roman" w:eastAsia="Times New Roman" w:hAnsi="Times New Roman" w:cs="Times New Roman"/>
-          <w:sz w:val="24"/>
-          <w:szCs w:val="24"/>
-        </w:rPr>
-      </w:pPr>
-      <w:r>
-        <w:rPr>
-          <w:rFonts w:ascii="Times New Roman" w:eastAsia="Times New Roman" w:hAnsi="Times New Roman" w:cs="Times New Roman"/>
-          <w:i/>
-          <w:color w:val="FF0000"/>
-          <w:sz w:val="24"/>
-          <w:szCs w:val="24"/>
-        </w:rPr>
-        <w:t>Тропар мучеників (г. 4):</w:t>
+        <w:outlineLvl w:val="9"/>
+        <w:rPr>
+          <w:rFonts w:ascii="Times New Roman" w:eastAsia="Times New Roman" w:hAnsi="Times New Roman" w:cs="Times New Roman"/>
+          <w:sz w:val="24"/>
+          <w:szCs w:val="24"/>
+        </w:rPr>
+      </w:pPr>
+      <w:r>
+        <w:rPr>
+          <w:rFonts w:ascii="Times New Roman" w:eastAsia="Times New Roman" w:hAnsi="Times New Roman" w:cs="Times New Roman"/>
+          <w:i/>
+          <w:color w:val="FF0000"/>
+          <w:sz w:val="24"/>
+          <w:szCs w:val="24"/>
+        </w:rPr>
+        <w:t>Тропар (г. 4):</w:t>
       </w:r>
       <w:r>
         <w:rPr>
@@ -1696,45 +1396,30 @@
           <w:sz w:val="24"/>
           <w:szCs w:val="24"/>
         </w:rPr>
-        <w:t>Ви відкинули земні почесті і славу,* хор</w:t>
-      </w:r>
-      <w:r>
-        <w:rPr>
-          <w:rFonts w:ascii="Times New Roman" w:eastAsia="Times New Roman" w:hAnsi="Times New Roman" w:cs="Times New Roman"/>
-          <w:sz w:val="24"/>
-          <w:szCs w:val="24"/>
-        </w:rPr>
-        <w:t xml:space="preserve">обрі й чесні страждальці,* мужньо перетерпіли муки заради віри,* видавши себе на смерть за життя всіх Владиці.* Тому й Христос преславно огорнув вас з небес хмарами,* і почестями й вінцями від престолу слави вінчав.* Тому стоячи перед ангелами, моліться,* </w:t>
-      </w:r>
-      <w:r>
-        <w:rPr>
-          <w:rFonts w:ascii="Times New Roman" w:eastAsia="Times New Roman" w:hAnsi="Times New Roman" w:cs="Times New Roman"/>
-          <w:sz w:val="24"/>
-          <w:szCs w:val="24"/>
-        </w:rPr>
-        <w:t>щоб спаслися душі наші.</w:t>
-      </w:r>
-    </w:p>
-    <w:p>
-      <w:pPr>
-        <w:spacing w:after="120" w:line="240" w:lineRule="auto"/>
-        <w:ind w:left="0" w:hanging="2"/>
-        <w:jc w:val="both"/>
-        <w:rPr>
-          <w:rFonts w:ascii="Times New Roman" w:eastAsia="Times New Roman" w:hAnsi="Times New Roman" w:cs="Times New Roman"/>
-          <w:sz w:val="24"/>
-          <w:szCs w:val="24"/>
-        </w:rPr>
-      </w:pPr>
-      <w:r>
-        <w:rPr>
-          <w:rFonts w:ascii="Times New Roman" w:eastAsia="Times New Roman" w:hAnsi="Times New Roman" w:cs="Times New Roman"/>
-          <w:i/>
-          <w:color w:val="FF0000"/>
-          <w:sz w:val="24"/>
-          <w:szCs w:val="24"/>
-        </w:rPr>
-        <w:t>Кондак мученикам (г. 3):</w:t>
+        <w:t>Ви відкинули земні почесті і славу,* хоробрі й чесні страждальці,* мужньо перетерпіли муки заради віри,* видавши себе на смерть за життя всіх Владиці.* Тому й Христос преславно огорнув вас з небес хмарами,* і почестями й вінцями від престолу слави вінчав.* Тому стоячи перед ангелами, моліться,* щоб спаслися душі наші.</w:t>
+      </w:r>
+    </w:p>
+    <w:p>
+      <w:pPr>
+        <w:spacing w:after="120" w:line="240" w:lineRule="auto"/>
+        <w:ind w:left="0" w:hanging="2"/>
+        <w:jc w:val="both"/>
+        <w:outlineLvl w:val="9"/>
+        <w:rPr>
+          <w:rFonts w:ascii="Times New Roman" w:eastAsia="Times New Roman" w:hAnsi="Times New Roman" w:cs="Times New Roman"/>
+          <w:sz w:val="24"/>
+          <w:szCs w:val="24"/>
+        </w:rPr>
+      </w:pPr>
+      <w:r>
+        <w:rPr>
+          <w:rFonts w:ascii="Times New Roman" w:eastAsia="Times New Roman" w:hAnsi="Times New Roman" w:cs="Times New Roman"/>
+          <w:i/>
+          <w:color w:val="FF0000"/>
+          <w:sz w:val="24"/>
+          <w:szCs w:val="24"/>
+        </w:rPr>
+        <w:t>Кондак (г. 3):</w:t>
       </w:r>
       <w:r>
         <w:rPr>
@@ -1747,19 +1432,7 @@
     </w:p>
     <w:p>
       <w:pPr>
-        <w:spacing w:after="120" w:line="240" w:lineRule="auto"/>
-        <w:ind w:left="0" w:hanging="2"/>
-        <w:jc w:val="both"/>
-        <w:rPr>
-          <w:rFonts w:ascii="Times New Roman" w:eastAsia="Times New Roman" w:hAnsi="Times New Roman" w:cs="Times New Roman"/>
-          <w:sz w:val="24"/>
-          <w:szCs w:val="24"/>
-        </w:rPr>
-      </w:pPr>
-    </w:p>
-    <w:p>
-      <w:pPr>
-        <w:pStyle w:val="2"/>
+        <w:pStyle w:val="Heading2"/>
         <w:spacing w:after="120" w:line="240" w:lineRule="auto"/>
         <w:ind w:left="2" w:hanging="4"/>
         <w:jc w:val="both"/>
@@ -1767,18 +1440,15 @@
       <w:bookmarkStart w:id="17" w:name="_heading=h.cry150vebger" w:colFirst="0" w:colLast="0"/>
       <w:bookmarkEnd w:id="17"/>
       <w:r>
-        <w:lastRenderedPageBreak/>
-        <w:t>15 квітня. Свв. апп. А</w:t>
-      </w:r>
-      <w:r>
-        <w:t>ристарха, Пуда і Трофима.</w:t>
-      </w:r>
-    </w:p>
-    <w:p>
-      <w:pPr>
-        <w:spacing w:after="120" w:line="240" w:lineRule="auto"/>
-        <w:ind w:left="0" w:hanging="2"/>
-        <w:jc w:val="both"/>
+        <w:t>15 квітня. Свв. апп. Аристарха, Пуда і Трофима.</w:t>
+      </w:r>
+    </w:p>
+    <w:p>
+      <w:pPr>
+        <w:spacing w:after="120" w:line="240" w:lineRule="auto"/>
+        <w:ind w:left="0" w:hanging="2"/>
+        <w:jc w:val="both"/>
+        <w:outlineLvl w:val="9"/>
         <w:rPr>
           <w:rFonts w:ascii="Times New Roman" w:eastAsia="Times New Roman" w:hAnsi="Times New Roman" w:cs="Times New Roman"/>
           <w:sz w:val="24"/>
@@ -1809,55 +1479,35 @@
         <w:spacing w:after="120" w:line="240" w:lineRule="auto"/>
         <w:ind w:left="0" w:hanging="2"/>
         <w:jc w:val="both"/>
-        <w:rPr>
-          <w:rFonts w:ascii="Times New Roman" w:eastAsia="Times New Roman" w:hAnsi="Times New Roman" w:cs="Times New Roman"/>
-          <w:sz w:val="24"/>
-          <w:szCs w:val="24"/>
-        </w:rPr>
-      </w:pPr>
-      <w:r>
-        <w:rPr>
-          <w:rFonts w:ascii="Times New Roman" w:eastAsia="Times New Roman" w:hAnsi="Times New Roman" w:cs="Times New Roman"/>
-          <w:i/>
-          <w:color w:val="FF0000"/>
-          <w:sz w:val="24"/>
-          <w:szCs w:val="24"/>
-        </w:rPr>
-        <w:t>Кондак Апостолів (г. 4):</w:t>
-      </w:r>
-      <w:r>
-        <w:rPr>
-          <w:rFonts w:ascii="Times New Roman" w:eastAsia="Times New Roman" w:hAnsi="Times New Roman" w:cs="Times New Roman"/>
-          <w:sz w:val="24"/>
-          <w:szCs w:val="24"/>
-        </w:rPr>
-        <w:t xml:space="preserve"> Настало чесне свято апостолів,* що просвічує нас і проганяє гріховну імлу* від тих, які взивають:* явил</w:t>
-      </w:r>
-      <w:r>
-        <w:rPr>
-          <w:rFonts w:ascii="Times New Roman" w:eastAsia="Times New Roman" w:hAnsi="Times New Roman" w:cs="Times New Roman"/>
-          <w:sz w:val="24"/>
-          <w:szCs w:val="24"/>
-        </w:rPr>
-        <w:t>ося світло і прийшло визволення.</w:t>
-      </w:r>
-    </w:p>
-    <w:p>
-      <w:pPr>
-        <w:spacing w:after="120" w:line="240" w:lineRule="auto"/>
-        <w:ind w:left="0" w:hanging="2"/>
-        <w:jc w:val="both"/>
-        <w:rPr>
-          <w:rFonts w:ascii="Times New Roman" w:eastAsia="Times New Roman" w:hAnsi="Times New Roman" w:cs="Times New Roman"/>
-          <w:color w:val="FF0000"/>
-          <w:sz w:val="24"/>
-          <w:szCs w:val="24"/>
-        </w:rPr>
-      </w:pPr>
-    </w:p>
-    <w:p>
-      <w:pPr>
-        <w:pStyle w:val="2"/>
+        <w:outlineLvl w:val="9"/>
+        <w:rPr>
+          <w:rFonts w:ascii="Times New Roman" w:eastAsia="Times New Roman" w:hAnsi="Times New Roman" w:cs="Times New Roman"/>
+          <w:sz w:val="24"/>
+          <w:szCs w:val="24"/>
+        </w:rPr>
+      </w:pPr>
+      <w:r>
+        <w:rPr>
+          <w:rFonts w:ascii="Times New Roman" w:eastAsia="Times New Roman" w:hAnsi="Times New Roman" w:cs="Times New Roman"/>
+          <w:i/>
+          <w:color w:val="FF0000"/>
+          <w:sz w:val="24"/>
+          <w:szCs w:val="24"/>
+        </w:rPr>
+        <w:t>Кондак (г. 4):</w:t>
+      </w:r>
+      <w:r>
+        <w:rPr>
+          <w:rFonts w:ascii="Times New Roman" w:eastAsia="Times New Roman" w:hAnsi="Times New Roman" w:cs="Times New Roman"/>
+          <w:sz w:val="24"/>
+          <w:szCs w:val="24"/>
+        </w:rPr>
+        <w:t xml:space="preserve"> Настало чесне свято апостолів,* що просвічує нас і проганяє гріховну імлу* від тих, які взивають:* явилося світло і прийшло визволення.</w:t>
+      </w:r>
+    </w:p>
+    <w:p>
+      <w:pPr>
+        <w:pStyle w:val="Heading2"/>
         <w:spacing w:after="120" w:line="240" w:lineRule="auto"/>
         <w:ind w:left="2" w:hanging="4"/>
         <w:jc w:val="both"/>
@@ -1865,14 +1515,21 @@
       <w:bookmarkStart w:id="18" w:name="_heading=h.c9aomqr8ny8" w:colFirst="0" w:colLast="0"/>
       <w:bookmarkEnd w:id="18"/>
       <w:r>
-        <w:t>16 квітня.  Свв. муч. дів Агапії, Ірини й Хіонії.</w:t>
-      </w:r>
-    </w:p>
-    <w:p>
-      <w:pPr>
-        <w:spacing w:after="120" w:line="240" w:lineRule="auto"/>
-        <w:ind w:left="0" w:hanging="2"/>
-        <w:jc w:val="both"/>
+        <w:t>16 квітня.</w:t>
+      </w:r>
+      <w:r>
+        <w:t xml:space="preserve"> </w:t>
+      </w:r>
+      <w:r>
+        <w:t>Свв. муч. дів Агапії, Ірини й Хіонії.</w:t>
+      </w:r>
+    </w:p>
+    <w:p>
+      <w:pPr>
+        <w:spacing w:after="120" w:line="240" w:lineRule="auto"/>
+        <w:ind w:left="0" w:hanging="2"/>
+        <w:jc w:val="both"/>
+        <w:outlineLvl w:val="9"/>
         <w:rPr>
           <w:rFonts w:ascii="Times New Roman" w:eastAsia="Times New Roman" w:hAnsi="Times New Roman" w:cs="Times New Roman"/>
           <w:sz w:val="24"/>
@@ -1904,22 +1561,15 @@
           <w:sz w:val="24"/>
           <w:szCs w:val="24"/>
         </w:rPr>
-        <w:t>Агниці духовні, до Агнця і Пастиря Христа були приведені,* завершили життя як мучениці й віру зберегли.* Тому сьогодні з радісною душею звершуємо* гідну вели</w:t>
-      </w:r>
-      <w:r>
-        <w:rPr>
-          <w:rFonts w:ascii="Times New Roman" w:eastAsia="Times New Roman" w:hAnsi="Times New Roman" w:cs="Times New Roman"/>
-          <w:sz w:val="24"/>
-          <w:szCs w:val="24"/>
-        </w:rPr>
-        <w:t>кого подиву святу пам’ять вашу,* Христа величаючи.</w:t>
-      </w:r>
-    </w:p>
-    <w:p>
-      <w:pPr>
-        <w:spacing w:after="120" w:line="240" w:lineRule="auto"/>
-        <w:ind w:left="0" w:hanging="2"/>
-        <w:jc w:val="both"/>
+        <w:t>Агниці духовні, до Агнця і Пастиря Христа були приведені,* завершили життя як мучениці й віру зберегли.* Тому сьогодні з радісною душею звершуємо* гідну великого подиву святу пам’ять вашу,* Христа величаючи.</w:t>
+      </w:r>
+    </w:p>
+    <w:p>
+      <w:pPr>
+        <w:spacing w:after="120" w:line="240" w:lineRule="auto"/>
+        <w:ind w:left="0" w:hanging="2"/>
+        <w:jc w:val="both"/>
+        <w:outlineLvl w:val="9"/>
         <w:rPr>
           <w:rFonts w:ascii="Times New Roman" w:eastAsia="Times New Roman" w:hAnsi="Times New Roman" w:cs="Times New Roman"/>
           <w:sz w:val="24"/>
@@ -1942,33 +1592,12 @@
           <w:sz w:val="24"/>
           <w:szCs w:val="24"/>
         </w:rPr>
-        <w:t xml:space="preserve"> Ставши гідними невістами Господа,* Ви принесли Йому у дар кров і жертву,* страстоносиці й отроковиці Ірино й Агапіє, з Хіонією славною.* І ясно освітили божественну світлицю,* неустанно просвічувані невимовним світлом.* Тому святу і чесну вашу пам’ять дух</w:t>
-      </w:r>
-      <w:r>
-        <w:rPr>
-          <w:rFonts w:ascii="Times New Roman" w:eastAsia="Times New Roman" w:hAnsi="Times New Roman" w:cs="Times New Roman"/>
-          <w:sz w:val="24"/>
-          <w:szCs w:val="24"/>
-        </w:rPr>
-        <w:t xml:space="preserve">овно святкуючи,* Спаса прославляємо, і вірно взиваємо:* моліться за нас до Господа. </w:t>
-      </w:r>
-    </w:p>
-    <w:p>
-      <w:pPr>
-        <w:spacing w:after="120" w:line="240" w:lineRule="auto"/>
-        <w:ind w:left="0" w:hanging="2"/>
-        <w:jc w:val="both"/>
-        <w:rPr>
-          <w:rFonts w:ascii="Times New Roman" w:eastAsia="Times New Roman" w:hAnsi="Times New Roman" w:cs="Times New Roman"/>
-          <w:color w:val="FF0000"/>
-          <w:sz w:val="24"/>
-          <w:szCs w:val="24"/>
-        </w:rPr>
-      </w:pPr>
-    </w:p>
-    <w:p>
-      <w:pPr>
-        <w:pStyle w:val="2"/>
+        <w:t xml:space="preserve"> Ставши гідними невістами Господа,* Ви принесли Йому у дар кров і жертву,* страстоносиці й отроковиці Ірино й Агапіє, з Хіонією славною.* І ясно освітили божественну світлицю,* неустанно просвічувані невимовним світлом.* Тому святу і чесну вашу пам’ять духовно святкуючи,* Спаса прославляємо, і вірно взиваємо:* моліться за нас до Господа. </w:t>
+      </w:r>
+    </w:p>
+    <w:p>
+      <w:pPr>
+        <w:pStyle w:val="Heading2"/>
         <w:spacing w:after="120" w:line="240" w:lineRule="auto"/>
         <w:ind w:left="2" w:hanging="4"/>
         <w:jc w:val="both"/>
@@ -1976,6 +1605,7 @@
       <w:bookmarkStart w:id="19" w:name="_heading=h.e1p2qev6we50" w:colFirst="0" w:colLast="0"/>
       <w:bookmarkEnd w:id="19"/>
       <w:r>
+        <w:lastRenderedPageBreak/>
         <w:t>17 квітня. Прп. Симеона, що в Персиді. Прп. Акакія, єп. Мелитинського.</w:t>
       </w:r>
     </w:p>
@@ -1984,6 +1614,7 @@
         <w:spacing w:after="120" w:line="240" w:lineRule="auto"/>
         <w:ind w:left="0" w:hanging="2"/>
         <w:jc w:val="both"/>
+        <w:outlineLvl w:val="9"/>
         <w:rPr>
           <w:rFonts w:ascii="Times New Roman" w:eastAsia="Times New Roman" w:hAnsi="Times New Roman" w:cs="Times New Roman"/>
           <w:sz w:val="24"/>
@@ -2014,54 +1645,55 @@
         <w:spacing w:after="120" w:line="240" w:lineRule="auto"/>
         <w:ind w:left="0" w:hanging="2"/>
         <w:jc w:val="both"/>
-        <w:rPr>
-          <w:rFonts w:ascii="Times New Roman" w:eastAsia="Times New Roman" w:hAnsi="Times New Roman" w:cs="Times New Roman"/>
-          <w:sz w:val="24"/>
-          <w:szCs w:val="24"/>
-        </w:rPr>
-      </w:pPr>
-      <w:r>
-        <w:rPr>
-          <w:rFonts w:ascii="Times New Roman" w:eastAsia="Times New Roman" w:hAnsi="Times New Roman" w:cs="Times New Roman"/>
-          <w:i/>
-          <w:color w:val="FF0000"/>
-          <w:sz w:val="24"/>
-          <w:szCs w:val="24"/>
-        </w:rPr>
-        <w:t>Кондак (г. 1):</w:t>
-      </w:r>
-      <w:r>
-        <w:rPr>
-          <w:rFonts w:ascii="Times New Roman" w:eastAsia="Times New Roman" w:hAnsi="Times New Roman" w:cs="Times New Roman"/>
-          <w:sz w:val="24"/>
-          <w:szCs w:val="24"/>
-        </w:rPr>
-        <w:t xml:space="preserve"> Як сонце, засяяла нам свята Ваша пам’ять,* вірних просвітлюючи,* премудрі святителі Симеоне й Акакію</w:t>
-      </w:r>
-      <w:r>
-        <w:rPr>
-          <w:rFonts w:ascii="Times New Roman" w:eastAsia="Times New Roman" w:hAnsi="Times New Roman" w:cs="Times New Roman"/>
-          <w:sz w:val="24"/>
-          <w:szCs w:val="24"/>
-        </w:rPr>
-        <w:t>.* Її ж ми сьогодні звершуємо, кличучи:* моліть за нас єдиного чоловіколюбця.</w:t>
-      </w:r>
-    </w:p>
-    <w:p>
-      <w:pPr>
-        <w:spacing w:after="120" w:line="240" w:lineRule="auto"/>
-        <w:ind w:left="0" w:hanging="2"/>
-        <w:jc w:val="both"/>
-        <w:rPr>
-          <w:rFonts w:ascii="Times New Roman" w:eastAsia="Times New Roman" w:hAnsi="Times New Roman" w:cs="Times New Roman"/>
-          <w:sz w:val="24"/>
-          <w:szCs w:val="24"/>
-        </w:rPr>
-      </w:pPr>
-    </w:p>
-    <w:p>
-      <w:pPr>
-        <w:pStyle w:val="2"/>
+        <w:outlineLvl w:val="9"/>
+        <w:rPr>
+          <w:rFonts w:ascii="Times New Roman" w:eastAsia="Times New Roman" w:hAnsi="Times New Roman" w:cs="Times New Roman"/>
+          <w:sz w:val="24"/>
+          <w:szCs w:val="24"/>
+        </w:rPr>
+      </w:pPr>
+      <w:r>
+        <w:rPr>
+          <w:rFonts w:ascii="Times New Roman" w:eastAsia="Times New Roman" w:hAnsi="Times New Roman" w:cs="Times New Roman"/>
+          <w:i/>
+          <w:color w:val="FF0000"/>
+          <w:sz w:val="24"/>
+          <w:szCs w:val="24"/>
+        </w:rPr>
+        <w:t xml:space="preserve">Кондак </w:t>
+      </w:r>
+      <w:r>
+        <w:rPr>
+          <w:rFonts w:ascii="Times New Roman" w:eastAsia="Times New Roman" w:hAnsi="Times New Roman" w:cs="Times New Roman"/>
+          <w:i/>
+          <w:color w:val="FF0000"/>
+          <w:sz w:val="24"/>
+          <w:szCs w:val="24"/>
+        </w:rPr>
+        <w:t xml:space="preserve">преподобним </w:t>
+      </w:r>
+      <w:r>
+        <w:rPr>
+          <w:rFonts w:ascii="Times New Roman" w:eastAsia="Times New Roman" w:hAnsi="Times New Roman" w:cs="Times New Roman"/>
+          <w:i/>
+          <w:color w:val="FF0000"/>
+          <w:sz w:val="24"/>
+          <w:szCs w:val="24"/>
+        </w:rPr>
+        <w:t>(г. 1):</w:t>
+      </w:r>
+      <w:r>
+        <w:rPr>
+          <w:rFonts w:ascii="Times New Roman" w:eastAsia="Times New Roman" w:hAnsi="Times New Roman" w:cs="Times New Roman"/>
+          <w:sz w:val="24"/>
+          <w:szCs w:val="24"/>
+        </w:rPr>
+        <w:t xml:space="preserve"> Як сонце, засяяла нам свята Ваша пам’ять,* вірних просвітлюючи,* премудрі святителі Симеоне й Акакію.* Її ж ми сьогодні звершуємо, кличучи:* моліть за нас єдиного чоловіколюбця.</w:t>
+      </w:r>
+    </w:p>
+    <w:p>
+      <w:pPr>
+        <w:pStyle w:val="Heading2"/>
         <w:spacing w:after="288" w:line="240" w:lineRule="auto"/>
         <w:ind w:left="2" w:hanging="4"/>
       </w:pPr>
@@ -2075,6 +1707,7 @@
       <w:pPr>
         <w:spacing w:after="288" w:line="240" w:lineRule="auto"/>
         <w:ind w:left="0" w:hanging="2"/>
+        <w:outlineLvl w:val="9"/>
         <w:rPr>
           <w:rFonts w:ascii="Times New Roman" w:eastAsia="Times New Roman" w:hAnsi="Times New Roman" w:cs="Times New Roman"/>
           <w:sz w:val="24"/>
@@ -2097,21 +1730,14 @@
           <w:sz w:val="24"/>
           <w:szCs w:val="24"/>
         </w:rPr>
-        <w:t xml:space="preserve"> У тобі отче дбайливо зберігся образ,* бо прийнявши хрест, ти пішов слідом за Христом* і ділом навчав ти погор</w:t>
-      </w:r>
-      <w:r>
-        <w:rPr>
-          <w:rFonts w:ascii="Times New Roman" w:eastAsia="Times New Roman" w:hAnsi="Times New Roman" w:cs="Times New Roman"/>
-          <w:sz w:val="24"/>
-          <w:szCs w:val="24"/>
-        </w:rPr>
-        <w:t>джувати тілом, бо воно проминає,* а дбати про душу – єство безсмертне.* Тим-то з ангелами разом радується,* преподобний Йоане, дух твій.</w:t>
-      </w:r>
-    </w:p>
-    <w:p>
-      <w:pPr>
-        <w:spacing w:after="288" w:line="240" w:lineRule="auto"/>
-        <w:ind w:left="0" w:hanging="2"/>
+        <w:t xml:space="preserve"> У тобі отче дбайливо зберігся образ,* бо прийнявши хрест, ти пішов слідом за Христом* і ділом навчав ти погорджувати тілом, бо воно проминає,* а дбати про душу – єство безсмертне.* Тим-то з ангелами разом радується,* преподобний Йоане, дух твій.</w:t>
+      </w:r>
+    </w:p>
+    <w:p>
+      <w:pPr>
+        <w:spacing w:after="288" w:line="240" w:lineRule="auto"/>
+        <w:ind w:left="0" w:hanging="2"/>
+        <w:outlineLvl w:val="9"/>
         <w:rPr>
           <w:rFonts w:ascii="Times New Roman" w:eastAsia="Times New Roman" w:hAnsi="Times New Roman" w:cs="Times New Roman"/>
           <w:sz w:val="24"/>
@@ -2134,46 +1760,32 @@
           <w:sz w:val="24"/>
           <w:szCs w:val="24"/>
         </w:rPr>
-        <w:t xml:space="preserve"> Стриманістю життя прикрасив ти, отче,* плоть умертвив ти,* і тим переміг ти ворожі напади, преблаженний,</w:t>
-      </w:r>
-      <w:r>
-        <w:rPr>
-          <w:rFonts w:ascii="Times New Roman" w:eastAsia="Times New Roman" w:hAnsi="Times New Roman" w:cs="Times New Roman"/>
-          <w:sz w:val="24"/>
-          <w:szCs w:val="24"/>
-        </w:rPr>
-        <w:t xml:space="preserve">* і прийшов до Бога у безтурботне й вічне життя,* як гідний спадкоємець, Йоане,* до Нього ж молися, щоб спас душі наші. </w:t>
-      </w:r>
-    </w:p>
-    <w:p>
-      <w:pPr>
-        <w:spacing w:after="288" w:line="240" w:lineRule="auto"/>
-        <w:ind w:left="0" w:hanging="2"/>
-        <w:rPr>
-          <w:rFonts w:ascii="Times New Roman" w:eastAsia="Times New Roman" w:hAnsi="Times New Roman" w:cs="Times New Roman"/>
-          <w:color w:val="FF0000"/>
-          <w:sz w:val="24"/>
-          <w:szCs w:val="24"/>
-        </w:rPr>
-      </w:pPr>
-    </w:p>
-    <w:p>
-      <w:pPr>
-        <w:pStyle w:val="2"/>
+        <w:t xml:space="preserve"> Стриманістю життя прикрасив ти, отче,* плоть умертвив ти,* і тим переміг ти ворожі напади, преблаженний,* і прийшов до Бога у безтурботне й вічне життя,* як гідний спадкоємець, Йоане,* до Нього ж молися, щоб спас душі наші. </w:t>
+      </w:r>
+    </w:p>
+    <w:p>
+      <w:pPr>
+        <w:pStyle w:val="Heading2"/>
         <w:spacing w:after="288" w:line="240" w:lineRule="auto"/>
         <w:ind w:left="2" w:hanging="4"/>
       </w:pPr>
       <w:bookmarkStart w:id="21" w:name="_heading=h.l255h4srdil5" w:colFirst="0" w:colLast="0"/>
       <w:bookmarkEnd w:id="21"/>
       <w:r>
-        <w:lastRenderedPageBreak/>
-        <w:t>19 квітня.  Прп. Йоана Старопечерника.</w:t>
-      </w:r>
-    </w:p>
-    <w:p>
-      <w:pPr>
-        <w:spacing w:after="288" w:line="240" w:lineRule="auto"/>
-        <w:ind w:left="0" w:hanging="2"/>
+        <w:t>19 квітня.</w:t>
+      </w:r>
+      <w:r>
+        <w:t xml:space="preserve"> </w:t>
+      </w:r>
+      <w:r>
+        <w:t>Прп. Йоана Старопечерника.</w:t>
+      </w:r>
+    </w:p>
+    <w:p>
+      <w:pPr>
+        <w:spacing w:after="288" w:line="240" w:lineRule="auto"/>
+        <w:ind w:left="0" w:hanging="2"/>
+        <w:outlineLvl w:val="9"/>
         <w:rPr>
           <w:rFonts w:ascii="Times New Roman" w:eastAsia="Times New Roman" w:hAnsi="Times New Roman" w:cs="Times New Roman"/>
           <w:sz w:val="24"/>
@@ -2196,21 +1808,14 @@
           <w:sz w:val="24"/>
           <w:szCs w:val="24"/>
         </w:rPr>
-        <w:t xml:space="preserve"> У тобі отче дбайливо зберігся образ,* бо прийнявши хрест, ти пішов слідом за Хри</w:t>
-      </w:r>
-      <w:r>
-        <w:rPr>
-          <w:rFonts w:ascii="Times New Roman" w:eastAsia="Times New Roman" w:hAnsi="Times New Roman" w:cs="Times New Roman"/>
-          <w:sz w:val="24"/>
-          <w:szCs w:val="24"/>
-        </w:rPr>
-        <w:t>стом* і ділом навчав ти погорджувати тілом, бо воно проминає,* а дбати про душу – єство безсмертне.* Тим-то з ангелами разом радується,* преподобний Йоане, дух твій.</w:t>
-      </w:r>
-    </w:p>
-    <w:p>
-      <w:pPr>
-        <w:spacing w:after="288" w:line="240" w:lineRule="auto"/>
-        <w:ind w:left="0" w:hanging="2"/>
+        <w:t xml:space="preserve"> У тобі отче дбайливо зберігся образ,* бо прийнявши хрест, ти пішов слідом за Христом* і ділом навчав ти погорджувати тілом, бо воно проминає,* а дбати про душу – єство безсмертне.* Тим-то з ангелами разом радується,* преподобний Йоане, дух твій.</w:t>
+      </w:r>
+    </w:p>
+    <w:p>
+      <w:pPr>
+        <w:spacing w:after="288" w:line="240" w:lineRule="auto"/>
+        <w:ind w:left="0" w:hanging="2"/>
+        <w:outlineLvl w:val="9"/>
         <w:rPr>
           <w:rFonts w:ascii="Times New Roman" w:eastAsia="Times New Roman" w:hAnsi="Times New Roman" w:cs="Times New Roman"/>
           <w:sz w:val="24"/>
@@ -2233,52 +1838,29 @@
           <w:sz w:val="24"/>
           <w:szCs w:val="24"/>
         </w:rPr>
-        <w:t xml:space="preserve"> Божественним бажанням уразивши душу,* ти став відлюдником, блаженний;* бага</w:t>
-      </w:r>
-      <w:r>
-        <w:rPr>
-          <w:rFonts w:ascii="Times New Roman" w:eastAsia="Times New Roman" w:hAnsi="Times New Roman" w:cs="Times New Roman"/>
-          <w:sz w:val="24"/>
-          <w:szCs w:val="24"/>
-        </w:rPr>
-        <w:t>тство залишивши, поживу і славу,* убогим життям всечесно жив ти в чужих краях;* і мужньо ведучи безмовне життя,* досягнув ти, преподобний, звершення добрих учинків.* Тому з вірою кличемо до тебе:* моли Христа Бога, щоб прощення подав тим,* які з любов’ю вш</w:t>
-      </w:r>
-      <w:r>
-        <w:rPr>
-          <w:rFonts w:ascii="Times New Roman" w:eastAsia="Times New Roman" w:hAnsi="Times New Roman" w:cs="Times New Roman"/>
-          <w:sz w:val="24"/>
-          <w:szCs w:val="24"/>
-        </w:rPr>
-        <w:t xml:space="preserve">ановують святу пам’ять твою.  </w:t>
-      </w:r>
-    </w:p>
-    <w:p>
-      <w:pPr>
-        <w:spacing w:after="288" w:line="240" w:lineRule="auto"/>
-        <w:ind w:left="0" w:hanging="2"/>
-        <w:rPr>
-          <w:rFonts w:ascii="Times New Roman" w:eastAsia="Times New Roman" w:hAnsi="Times New Roman" w:cs="Times New Roman"/>
-          <w:color w:val="FF0000"/>
-          <w:sz w:val="24"/>
-          <w:szCs w:val="24"/>
-        </w:rPr>
-      </w:pPr>
-    </w:p>
-    <w:p>
-      <w:pPr>
-        <w:pStyle w:val="2"/>
+        <w:t xml:space="preserve"> Божественним бажанням уразивши душу,* ти став відлюдником, блаженний;* багатство залишивши, поживу і славу,* убогим життям всечесно жив ти в чужих краях;* і мужньо ведучи безмовне життя,* досягнув ти, преподобний, звершення добрих учинків.* Тому з вірою кличемо до тебе:* моли Христа Бога, щоб прощення подав тим,* які з любов’ю вшановують святу пам’ять твою.</w:t>
+      </w:r>
+      <w:r>
+        <w:rPr>
+          <w:rFonts w:ascii="Times New Roman" w:eastAsia="Times New Roman" w:hAnsi="Times New Roman" w:cs="Times New Roman"/>
+          <w:sz w:val="24"/>
+          <w:szCs w:val="24"/>
+        </w:rPr>
+        <w:t xml:space="preserve"> </w:t>
+      </w:r>
+    </w:p>
+    <w:p>
+      <w:pPr>
+        <w:pStyle w:val="Heading2"/>
         <w:spacing w:after="288" w:line="240" w:lineRule="auto"/>
         <w:ind w:left="2" w:hanging="4"/>
       </w:pPr>
       <w:bookmarkStart w:id="22" w:name="_heading=h.c4beg57ik0i4" w:colFirst="0" w:colLast="0"/>
       <w:bookmarkEnd w:id="22"/>
       <w:r>
-        <w:t xml:space="preserve">20 квітня. </w:t>
-      </w:r>
-      <w:r>
-        <w:rPr>
-          <w:i/>
-        </w:rPr>
+        <w:t>20 квітня.</w:t>
+      </w:r>
+      <w:r>
         <w:t xml:space="preserve"> </w:t>
       </w:r>
       <w:r>
@@ -2289,6 +1871,7 @@
       <w:pPr>
         <w:spacing w:after="288" w:line="240" w:lineRule="auto"/>
         <w:ind w:left="0" w:hanging="2"/>
+        <w:outlineLvl w:val="9"/>
         <w:rPr>
           <w:rFonts w:ascii="Times New Roman" w:eastAsia="Times New Roman" w:hAnsi="Times New Roman" w:cs="Times New Roman"/>
           <w:sz w:val="24"/>
@@ -2311,21 +1894,14 @@
           <w:sz w:val="24"/>
           <w:szCs w:val="24"/>
         </w:rPr>
-        <w:t xml:space="preserve"> Потоками сліз твоїх ти неродючу пустиню управив,* і з глибини зітханнями ти в трудах приніс стократні плоди,* і був ти світильником вселенної, сіяючи чудесами, Теодоре, отче н</w:t>
-      </w:r>
-      <w:r>
-        <w:rPr>
-          <w:rFonts w:ascii="Times New Roman" w:eastAsia="Times New Roman" w:hAnsi="Times New Roman" w:cs="Times New Roman"/>
-          <w:sz w:val="24"/>
-          <w:szCs w:val="24"/>
-        </w:rPr>
-        <w:t>аш.* Моли Христа Бога, щоб спаслися душі наші.</w:t>
-      </w:r>
-    </w:p>
-    <w:p>
-      <w:pPr>
-        <w:spacing w:after="288" w:line="240" w:lineRule="auto"/>
-        <w:ind w:left="0" w:hanging="2"/>
+        <w:t xml:space="preserve"> Потоками сліз твоїх ти неродючу пустиню управив,* і з глибини зітханнями ти в трудах приніс стократні плоди,* і був ти світильником вселенної, сіяючи чудесами, Теодоре, отче наш.* Моли Христа Бога, щоб спаслися душі наші.</w:t>
+      </w:r>
+    </w:p>
+    <w:p>
+      <w:pPr>
+        <w:spacing w:after="288" w:line="240" w:lineRule="auto"/>
+        <w:ind w:left="0" w:hanging="2"/>
+        <w:outlineLvl w:val="9"/>
         <w:rPr>
           <w:rFonts w:ascii="Times New Roman" w:eastAsia="Times New Roman" w:hAnsi="Times New Roman" w:cs="Times New Roman"/>
           <w:sz w:val="24"/>
@@ -2362,23 +1938,22 @@
     </w:p>
     <w:p>
       <w:pPr>
-        <w:pStyle w:val="2"/>
+        <w:pStyle w:val="Heading2"/>
         <w:spacing w:after="288" w:line="240" w:lineRule="auto"/>
         <w:ind w:left="2" w:hanging="4"/>
       </w:pPr>
       <w:bookmarkStart w:id="23" w:name="_heading=h.5djaohx9p1g5" w:colFirst="0" w:colLast="0"/>
       <w:bookmarkEnd w:id="23"/>
       <w:r>
-        <w:t>2</w:t>
-      </w:r>
-      <w:r>
-        <w:t xml:space="preserve">1 квітня. Святого священномученика Януарія і тих, що з ним. </w:t>
-      </w:r>
-    </w:p>
-    <w:p>
-      <w:pPr>
-        <w:spacing w:after="288" w:line="240" w:lineRule="auto"/>
-        <w:ind w:left="0" w:hanging="2"/>
+        <w:lastRenderedPageBreak/>
+        <w:t xml:space="preserve">21 квітня. Святого священномученика Януарія і тих, що з ним. </w:t>
+      </w:r>
+    </w:p>
+    <w:p>
+      <w:pPr>
+        <w:spacing w:after="288" w:line="240" w:lineRule="auto"/>
+        <w:ind w:left="0" w:hanging="2"/>
+        <w:outlineLvl w:val="9"/>
         <w:rPr>
           <w:rFonts w:ascii="Times New Roman" w:eastAsia="Times New Roman" w:hAnsi="Times New Roman" w:cs="Times New Roman"/>
           <w:sz w:val="24"/>
@@ -2401,21 +1976,14 @@
           <w:sz w:val="24"/>
           <w:szCs w:val="24"/>
         </w:rPr>
-        <w:t xml:space="preserve"> Помазані святительським миром,* ви стали пастирями людей богомудрих.* І були заколені, немов агнці чесні,* і принесені Слову, начальникові пастирів, мов ягнята у жертву,* священном</w:t>
-      </w:r>
-      <w:r>
-        <w:rPr>
-          <w:rFonts w:ascii="Times New Roman" w:eastAsia="Times New Roman" w:hAnsi="Times New Roman" w:cs="Times New Roman"/>
-          <w:sz w:val="24"/>
-          <w:szCs w:val="24"/>
-        </w:rPr>
-        <w:t>ученики преславні, всесвітні світила.* Тому й з любов’ю вшановуємо всі святу пам’ять вашу,* бо ви молитеся за душі наші.</w:t>
-      </w:r>
-    </w:p>
-    <w:p>
-      <w:pPr>
-        <w:spacing w:after="288" w:line="240" w:lineRule="auto"/>
-        <w:ind w:left="0" w:hanging="2"/>
+        <w:t xml:space="preserve"> Помазані святительським миром,* ви стали пастирями людей богомудрих.* І були заколені, немов агнці чесні,* і принесені Слову, начальникові пастирів, мов ягнята у жертву,* священномученики преславні, всесвітні світила.* Тому й з любов’ю вшановуємо всі святу пам’ять вашу,* бо ви молитеся за душі наші.</w:t>
+      </w:r>
+    </w:p>
+    <w:p>
+      <w:pPr>
+        <w:spacing w:after="288" w:line="240" w:lineRule="auto"/>
+        <w:ind w:left="0" w:hanging="2"/>
+        <w:outlineLvl w:val="9"/>
         <w:rPr>
           <w:rFonts w:ascii="Times New Roman" w:eastAsia="Times New Roman" w:hAnsi="Times New Roman" w:cs="Times New Roman"/>
           <w:sz w:val="24"/>
@@ -2438,32 +2006,12 @@
           <w:sz w:val="24"/>
           <w:szCs w:val="24"/>
         </w:rPr>
-        <w:t xml:space="preserve"> Священним помазанням і мученицькою кров’ю* прикрасилися, славні Януаріє і Теодоре,* і сяєте повсюди, радіючи в вишніх.* </w:t>
-      </w:r>
-      <w:r>
-        <w:rPr>
-          <w:rFonts w:ascii="Times New Roman" w:eastAsia="Times New Roman" w:hAnsi="Times New Roman" w:cs="Times New Roman"/>
-          <w:sz w:val="24"/>
-          <w:szCs w:val="24"/>
-        </w:rPr>
-        <w:t xml:space="preserve">Й на нас спогляньте, що прийшли до вашого храму* і неустанно до вас взиваємо.* Всіх нас оберігайте, молячись до чоловіколюбця Бога. </w:t>
-      </w:r>
-    </w:p>
-    <w:p>
-      <w:pPr>
-        <w:spacing w:after="288" w:line="240" w:lineRule="auto"/>
-        <w:ind w:left="0" w:hanging="2"/>
-        <w:rPr>
-          <w:rFonts w:ascii="Times New Roman" w:eastAsia="Times New Roman" w:hAnsi="Times New Roman" w:cs="Times New Roman"/>
-          <w:color w:val="FF0000"/>
-          <w:sz w:val="24"/>
-          <w:szCs w:val="24"/>
-        </w:rPr>
-      </w:pPr>
-    </w:p>
-    <w:p>
-      <w:pPr>
-        <w:pStyle w:val="2"/>
+        <w:t xml:space="preserve"> Священним помазанням і мученицькою кров’ю* прикрасилися, славні Януаріє і Теодоре,* і сяєте повсюди, радіючи в вишніх.* Й на нас спогляньте, що прийшли до вашого храму* і неустанно до вас взиваємо.* Всіх нас оберігайте, молячись до чоловіколюбця Бога. </w:t>
+      </w:r>
+    </w:p>
+    <w:p>
+      <w:pPr>
+        <w:pStyle w:val="Heading2"/>
         <w:spacing w:after="288" w:line="240" w:lineRule="auto"/>
         <w:ind w:left="2" w:hanging="4"/>
       </w:pPr>
@@ -2477,6 +2025,7 @@
       <w:pPr>
         <w:spacing w:after="288" w:line="240" w:lineRule="auto"/>
         <w:ind w:left="0" w:hanging="2"/>
+        <w:outlineLvl w:val="9"/>
         <w:rPr>
           <w:rFonts w:ascii="Times New Roman" w:eastAsia="Times New Roman" w:hAnsi="Times New Roman" w:cs="Times New Roman"/>
           <w:sz w:val="24"/>
@@ -2499,36 +2048,28 @@
           <w:sz w:val="24"/>
           <w:szCs w:val="24"/>
         </w:rPr>
-        <w:t xml:space="preserve"> Ти був знаний, як освячений від пелен,* і сповнений благодаті,* чудесами с</w:t>
-      </w:r>
-      <w:r>
-        <w:rPr>
-          <w:rFonts w:ascii="Times New Roman" w:eastAsia="Times New Roman" w:hAnsi="Times New Roman" w:cs="Times New Roman"/>
-          <w:sz w:val="24"/>
-          <w:szCs w:val="24"/>
-        </w:rPr>
-        <w:t xml:space="preserve">віт просвітив ти,* і відігнав множество демонів,* священнотворче Теодоре,* тому за нас молися Господеві. </w:t>
-      </w:r>
-    </w:p>
-    <w:p>
-      <w:pPr>
-        <w:spacing w:after="288" w:line="240" w:lineRule="auto"/>
-        <w:ind w:left="0" w:hanging="2"/>
-        <w:rPr>
-          <w:rFonts w:ascii="Times New Roman" w:eastAsia="Times New Roman" w:hAnsi="Times New Roman" w:cs="Times New Roman"/>
-          <w:sz w:val="24"/>
-          <w:szCs w:val="24"/>
-        </w:rPr>
-      </w:pPr>
-      <w:r>
-        <w:rPr>
-          <w:rFonts w:ascii="Times New Roman" w:eastAsia="Times New Roman" w:hAnsi="Times New Roman" w:cs="Times New Roman"/>
-          <w:i/>
-          <w:color w:val="FF0000"/>
-          <w:sz w:val="24"/>
-          <w:szCs w:val="24"/>
-        </w:rPr>
-        <w:lastRenderedPageBreak/>
+        <w:t xml:space="preserve"> Ти був знаний, як освячений від пелен,* і сповнений благодаті,* чудесами світ просвітив ти,* і відігнав множество демонів,* священнотворче Теодоре,* тому за нас молися Господеві. </w:t>
+      </w:r>
+    </w:p>
+    <w:p>
+      <w:pPr>
+        <w:spacing w:after="288" w:line="240" w:lineRule="auto"/>
+        <w:ind w:left="0" w:hanging="2"/>
+        <w:outlineLvl w:val="9"/>
+        <w:rPr>
+          <w:rFonts w:ascii="Times New Roman" w:eastAsia="Times New Roman" w:hAnsi="Times New Roman" w:cs="Times New Roman"/>
+          <w:sz w:val="24"/>
+          <w:szCs w:val="24"/>
+        </w:rPr>
+      </w:pPr>
+      <w:r>
+        <w:rPr>
+          <w:rFonts w:ascii="Times New Roman" w:eastAsia="Times New Roman" w:hAnsi="Times New Roman" w:cs="Times New Roman"/>
+          <w:i/>
+          <w:color w:val="FF0000"/>
+          <w:sz w:val="24"/>
+          <w:szCs w:val="24"/>
+        </w:rPr>
         <w:t>Кондак (г. 3):</w:t>
       </w:r>
       <w:r>
@@ -2537,45 +2078,32 @@
           <w:sz w:val="24"/>
           <w:szCs w:val="24"/>
         </w:rPr>
-        <w:t xml:space="preserve"> Як на вогняну колісницю піднявся ти добрими ділами, богоносний,* увійшов ти у небесні оселі,* і жив ти, мов ангел з людьми,* і як людин</w:t>
-      </w:r>
-      <w:r>
-        <w:rPr>
-          <w:rFonts w:ascii="Times New Roman" w:eastAsia="Times New Roman" w:hAnsi="Times New Roman" w:cs="Times New Roman"/>
-          <w:sz w:val="24"/>
-          <w:szCs w:val="24"/>
-        </w:rPr>
-        <w:t xml:space="preserve">а з ангелами радієш.* Тому виявився ти божественним вмістилищем чудес,* Теодоре преподобний. </w:t>
-      </w:r>
-    </w:p>
-    <w:p>
-      <w:pPr>
-        <w:spacing w:after="288" w:line="240" w:lineRule="auto"/>
-        <w:ind w:left="0" w:hanging="2"/>
-        <w:rPr>
-          <w:rFonts w:ascii="Times New Roman" w:eastAsia="Times New Roman" w:hAnsi="Times New Roman" w:cs="Times New Roman"/>
-          <w:color w:val="FF0000"/>
-          <w:sz w:val="24"/>
-          <w:szCs w:val="24"/>
-        </w:rPr>
-      </w:pPr>
-    </w:p>
-    <w:p>
-      <w:pPr>
-        <w:pStyle w:val="2"/>
+        <w:t xml:space="preserve"> Як на вогняну колісницю піднявся ти добрими ділами, богоносний,* увійшов ти у небесні оселі,* і жив ти, мов ангел з людьми,* і як людина з ангелами радієш.* Тому виявився ти божественним вмістилищем чудес,* Теодоре преподобний. </w:t>
+      </w:r>
+    </w:p>
+    <w:p>
+      <w:pPr>
+        <w:pStyle w:val="Heading2"/>
         <w:spacing w:after="288" w:line="240" w:lineRule="auto"/>
         <w:ind w:left="2" w:hanging="4"/>
       </w:pPr>
       <w:bookmarkStart w:id="25" w:name="_heading=h.yrxo7tqu2ynw" w:colFirst="0" w:colLast="0"/>
       <w:bookmarkEnd w:id="25"/>
       <w:r>
-        <w:t>23 квітня.  + Св. влкмч. побідоносця і чудотворця Юрія.</w:t>
-      </w:r>
-    </w:p>
-    <w:p>
-      <w:pPr>
-        <w:spacing w:after="288" w:line="240" w:lineRule="auto"/>
-        <w:ind w:left="0" w:hanging="2"/>
+        <w:t>23 квітня.</w:t>
+      </w:r>
+      <w:r>
+        <w:t xml:space="preserve"> </w:t>
+      </w:r>
+      <w:r>
+        <w:t>+ Св. влкмч. побідоносця і чудотворця Юрія.</w:t>
+      </w:r>
+    </w:p>
+    <w:p>
+      <w:pPr>
+        <w:spacing w:after="288" w:line="240" w:lineRule="auto"/>
+        <w:ind w:left="0" w:hanging="2"/>
+        <w:outlineLvl w:val="9"/>
         <w:rPr>
           <w:rFonts w:ascii="Times New Roman" w:eastAsia="Times New Roman" w:hAnsi="Times New Roman" w:cs="Times New Roman"/>
           <w:sz w:val="24"/>
@@ -2605,31 +2133,22 @@
       <w:pPr>
         <w:spacing w:after="288" w:line="240" w:lineRule="auto"/>
         <w:ind w:left="0" w:hanging="2"/>
-        <w:rPr>
-          <w:rFonts w:ascii="Times New Roman" w:eastAsia="Times New Roman" w:hAnsi="Times New Roman" w:cs="Times New Roman"/>
-          <w:sz w:val="24"/>
-          <w:szCs w:val="24"/>
-        </w:rPr>
-      </w:pPr>
-      <w:r>
-        <w:rPr>
-          <w:rFonts w:ascii="Times New Roman" w:eastAsia="Times New Roman" w:hAnsi="Times New Roman" w:cs="Times New Roman"/>
-          <w:i/>
-          <w:color w:val="FF0000"/>
-          <w:sz w:val="24"/>
-          <w:szCs w:val="24"/>
-        </w:rPr>
-        <w:t>Конд</w:t>
-      </w:r>
-      <w:r>
-        <w:rPr>
-          <w:rFonts w:ascii="Times New Roman" w:eastAsia="Times New Roman" w:hAnsi="Times New Roman" w:cs="Times New Roman"/>
-          <w:i/>
-          <w:color w:val="FF0000"/>
-          <w:sz w:val="24"/>
-          <w:szCs w:val="24"/>
-        </w:rPr>
-        <w:t>ак (г. 4):</w:t>
+        <w:outlineLvl w:val="9"/>
+        <w:rPr>
+          <w:rFonts w:ascii="Times New Roman" w:eastAsia="Times New Roman" w:hAnsi="Times New Roman" w:cs="Times New Roman"/>
+          <w:sz w:val="24"/>
+          <w:szCs w:val="24"/>
+        </w:rPr>
+      </w:pPr>
+      <w:r>
+        <w:rPr>
+          <w:rFonts w:ascii="Times New Roman" w:eastAsia="Times New Roman" w:hAnsi="Times New Roman" w:cs="Times New Roman"/>
+          <w:i/>
+          <w:color w:val="FF0000"/>
+          <w:sz w:val="24"/>
+          <w:szCs w:val="24"/>
+        </w:rPr>
+        <w:t>Кондак (г. 4):</w:t>
       </w:r>
       <w:r>
         <w:rPr>
@@ -2642,35 +2161,27 @@
     </w:p>
     <w:p>
       <w:pPr>
-        <w:spacing w:after="288" w:line="240" w:lineRule="auto"/>
-        <w:ind w:left="0" w:hanging="2"/>
-        <w:rPr>
-          <w:rFonts w:ascii="Times New Roman" w:eastAsia="Times New Roman" w:hAnsi="Times New Roman" w:cs="Times New Roman"/>
-          <w:color w:val="FF0000"/>
-          <w:sz w:val="24"/>
-          <w:szCs w:val="24"/>
-        </w:rPr>
-      </w:pPr>
-    </w:p>
-    <w:p>
-      <w:pPr>
-        <w:pStyle w:val="2"/>
+        <w:pStyle w:val="Heading2"/>
         <w:spacing w:after="288" w:line="240" w:lineRule="auto"/>
         <w:ind w:left="2" w:hanging="4"/>
       </w:pPr>
       <w:bookmarkStart w:id="26" w:name="_heading=h.q9ddgsw2hzru" w:colFirst="0" w:colLast="0"/>
       <w:bookmarkEnd w:id="26"/>
       <w:r>
-        <w:t xml:space="preserve">24 </w:t>
-      </w:r>
-      <w:r>
-        <w:t>квітня.  Св. мч. Сави Стратилата.</w:t>
-      </w:r>
-    </w:p>
-    <w:p>
-      <w:pPr>
-        <w:spacing w:after="288" w:line="240" w:lineRule="auto"/>
-        <w:ind w:left="0" w:hanging="2"/>
+        <w:t>24 квітня.</w:t>
+      </w:r>
+      <w:r>
+        <w:t xml:space="preserve"> </w:t>
+      </w:r>
+      <w:r>
+        <w:t>Св. мч. Сави Стратилата.</w:t>
+      </w:r>
+    </w:p>
+    <w:p>
+      <w:pPr>
+        <w:spacing w:after="288" w:line="240" w:lineRule="auto"/>
+        <w:ind w:left="0" w:hanging="2"/>
+        <w:outlineLvl w:val="9"/>
         <w:rPr>
           <w:rFonts w:ascii="Times New Roman" w:eastAsia="Times New Roman" w:hAnsi="Times New Roman" w:cs="Times New Roman"/>
           <w:sz w:val="24"/>
@@ -2693,21 +2204,14 @@
           <w:sz w:val="24"/>
           <w:szCs w:val="24"/>
         </w:rPr>
-        <w:t xml:space="preserve"> Залишив ти земні почесті, страждальцю,* перед облесливим царем, мучителем* сущого Христа Бога визнав ти,* і заради Нього перетерпів ти багато страждань, славний,* тому був ти увінчаний прекрасним вінцем пере</w:t>
-      </w:r>
-      <w:r>
-        <w:rPr>
-          <w:rFonts w:ascii="Times New Roman" w:eastAsia="Times New Roman" w:hAnsi="Times New Roman" w:cs="Times New Roman"/>
-          <w:sz w:val="24"/>
-          <w:szCs w:val="24"/>
-        </w:rPr>
-        <w:t xml:space="preserve">моги від Царя всіх.* З небесними воїнами світло прикрашений*, стоїш перед Ним, Саво,* моли, щоб спас душі наші. </w:t>
-      </w:r>
-    </w:p>
-    <w:p>
-      <w:pPr>
-        <w:spacing w:after="288" w:line="240" w:lineRule="auto"/>
-        <w:ind w:left="0" w:hanging="2"/>
+        <w:t xml:space="preserve"> Залишив ти земні почесті, страждальцю,* перед облесливим царем, мучителем* сущого Христа Бога визнав ти,* і заради Нього перетерпів ти багато страждань, славний,* тому був ти увінчаний прекрасним вінцем перемоги від Царя всіх.* З небесними воїнами світло прикрашений*, стоїш перед Ним, Саво,* моли, щоб спас душі наші. </w:t>
+      </w:r>
+    </w:p>
+    <w:p>
+      <w:pPr>
+        <w:spacing w:after="288" w:line="240" w:lineRule="auto"/>
+        <w:ind w:left="0" w:hanging="2"/>
+        <w:outlineLvl w:val="9"/>
         <w:rPr>
           <w:rFonts w:ascii="Times New Roman" w:eastAsia="Times New Roman" w:hAnsi="Times New Roman" w:cs="Times New Roman"/>
           <w:sz w:val="24"/>
@@ -2731,45 +2235,33 @@
           <w:sz w:val="24"/>
           <w:szCs w:val="24"/>
         </w:rPr>
-        <w:t>Став ти непереможним воїном,* варварські витівки переміг ти,* і сильно постраждав, славний,* безліч ворогів невидимих поборов ти</w:t>
-      </w:r>
-      <w:r>
-        <w:rPr>
-          <w:rFonts w:ascii="Times New Roman" w:eastAsia="Times New Roman" w:hAnsi="Times New Roman" w:cs="Times New Roman"/>
-          <w:sz w:val="24"/>
-          <w:szCs w:val="24"/>
-        </w:rPr>
-        <w:t>,* і сплів вінець перемоги.* За нас моли Христа, Саво всеблаженний,* що з вірою тебе вшановуємо.</w:t>
-      </w:r>
-    </w:p>
-    <w:p>
-      <w:pPr>
-        <w:spacing w:after="288" w:line="240" w:lineRule="auto"/>
-        <w:ind w:left="0" w:hanging="2"/>
-        <w:rPr>
-          <w:rFonts w:ascii="Times New Roman" w:eastAsia="Times New Roman" w:hAnsi="Times New Roman" w:cs="Times New Roman"/>
-          <w:color w:val="FF0000"/>
-          <w:sz w:val="24"/>
-          <w:szCs w:val="24"/>
-        </w:rPr>
-      </w:pPr>
-    </w:p>
-    <w:p>
-      <w:pPr>
-        <w:pStyle w:val="2"/>
+        <w:t>Став ти непереможним воїном,* варварські витівки переміг ти,* і сильно постраждав, славний,* безліч ворогів невидимих поборов ти,* і сплів вінець перемоги.* За нас моли Христа, Саво всеблаженний,* що з вірою тебе вшановуємо.</w:t>
+      </w:r>
+    </w:p>
+    <w:p>
+      <w:pPr>
+        <w:pStyle w:val="Heading2"/>
         <w:spacing w:after="288" w:line="240" w:lineRule="auto"/>
         <w:ind w:left="2" w:hanging="4"/>
       </w:pPr>
       <w:bookmarkStart w:id="27" w:name="_heading=h.h8zyz01lp149" w:colFirst="0" w:colLast="0"/>
       <w:bookmarkEnd w:id="27"/>
       <w:r>
-        <w:t>25 квітня.  + Св. ап. і єв. Марка.</w:t>
-      </w:r>
-    </w:p>
-    <w:p>
-      <w:pPr>
-        <w:spacing w:after="288" w:line="240" w:lineRule="auto"/>
-        <w:ind w:left="0" w:hanging="2"/>
+        <w:lastRenderedPageBreak/>
+        <w:t>25 квітня.</w:t>
+      </w:r>
+      <w:r>
+        <w:t xml:space="preserve"> </w:t>
+      </w:r>
+      <w:r>
+        <w:t>+ Св. ап. і єв. Марка.</w:t>
+      </w:r>
+    </w:p>
+    <w:p>
+      <w:pPr>
+        <w:spacing w:after="288" w:line="240" w:lineRule="auto"/>
+        <w:ind w:left="0" w:hanging="2"/>
+        <w:outlineLvl w:val="9"/>
         <w:rPr>
           <w:rFonts w:ascii="Times New Roman" w:eastAsia="Times New Roman" w:hAnsi="Times New Roman" w:cs="Times New Roman"/>
           <w:sz w:val="24"/>
@@ -2801,29 +2293,14 @@
           <w:sz w:val="24"/>
           <w:szCs w:val="24"/>
         </w:rPr>
-        <w:t xml:space="preserve">У верховного Петра ти навчався,* апостолом Христовим був ти, і як сонце, засяяв Ти країнам:* олександрійцям </w:t>
-      </w:r>
-      <w:r>
-        <w:rPr>
-          <w:rFonts w:ascii="Times New Roman" w:eastAsia="Times New Roman" w:hAnsi="Times New Roman" w:cs="Times New Roman"/>
-          <w:sz w:val="24"/>
-          <w:szCs w:val="24"/>
-        </w:rPr>
-        <w:t>був ти прикрасою, блаженний,* Єгипет від лести через тебе звільнився,* євангельським твоїм ученням просвітив ти все, як світло, стовпе церковний.* Ради цього, пам’ять твою вшановуючи, світло празнуємо, Марку богогласний.* Моли Бога, що Його ти благовістуєш</w:t>
-      </w:r>
-      <w:r>
-        <w:rPr>
-          <w:rFonts w:ascii="Times New Roman" w:eastAsia="Times New Roman" w:hAnsi="Times New Roman" w:cs="Times New Roman"/>
-          <w:sz w:val="24"/>
-          <w:szCs w:val="24"/>
-        </w:rPr>
-        <w:t>,* щоб прогрішень відпущення подав душам нашим.</w:t>
-      </w:r>
-    </w:p>
-    <w:p>
-      <w:pPr>
-        <w:spacing w:after="288" w:line="240" w:lineRule="auto"/>
-        <w:ind w:left="0" w:hanging="2"/>
+        <w:t>У верховного Петра ти навчався,* апостолом Христовим був ти, і як сонце, засяяв Ти країнам:* олександрійцям був ти прикрасою, блаженний,* Єгипет від лести через тебе звільнився,* євангельським твоїм ученням просвітив ти все, як світло, стовпе церковний.* Ради цього, пам’ять твою вшановуючи, світло празнуємо, Марку богогласний.* Моли Бога, що Його ти благовістуєш,* щоб прогрішень відпущення подав душам нашим.</w:t>
+      </w:r>
+    </w:p>
+    <w:p>
+      <w:pPr>
+        <w:spacing w:after="288" w:line="240" w:lineRule="auto"/>
+        <w:ind w:left="0" w:hanging="2"/>
+        <w:outlineLvl w:val="9"/>
         <w:rPr>
           <w:rFonts w:ascii="Times New Roman" w:eastAsia="Times New Roman" w:hAnsi="Times New Roman" w:cs="Times New Roman"/>
           <w:sz w:val="24"/>
@@ -2851,35 +2328,27 @@
     </w:p>
     <w:p>
       <w:pPr>
-        <w:spacing w:after="288" w:line="240" w:lineRule="auto"/>
-        <w:ind w:left="0" w:hanging="2"/>
-        <w:rPr>
-          <w:rFonts w:ascii="Times New Roman" w:eastAsia="Times New Roman" w:hAnsi="Times New Roman" w:cs="Times New Roman"/>
-          <w:color w:val="FF0000"/>
-          <w:sz w:val="24"/>
-          <w:szCs w:val="24"/>
-        </w:rPr>
-      </w:pPr>
-    </w:p>
-    <w:p>
-      <w:pPr>
-        <w:pStyle w:val="2"/>
+        <w:pStyle w:val="Heading2"/>
         <w:spacing w:after="288" w:line="240" w:lineRule="auto"/>
         <w:ind w:left="2" w:hanging="4"/>
       </w:pPr>
       <w:bookmarkStart w:id="28" w:name="_heading=h.1vhdaoqizbuw" w:colFirst="0" w:colLast="0"/>
       <w:bookmarkEnd w:id="28"/>
       <w:r>
-        <w:t>26 квіт</w:t>
-      </w:r>
-      <w:r>
-        <w:t>ня.  Св. свщмч. Василія, єп. Амасійського.</w:t>
-      </w:r>
-    </w:p>
-    <w:p>
-      <w:pPr>
-        <w:spacing w:after="288" w:line="240" w:lineRule="auto"/>
-        <w:ind w:left="0" w:hanging="2"/>
+        <w:t>26 квітня.</w:t>
+      </w:r>
+      <w:r>
+        <w:t xml:space="preserve"> </w:t>
+      </w:r>
+      <w:r>
+        <w:t>Св. свщмч. Василія, єп. Амасійського.</w:t>
+      </w:r>
+    </w:p>
+    <w:p>
+      <w:pPr>
+        <w:spacing w:after="288" w:line="240" w:lineRule="auto"/>
+        <w:ind w:left="0" w:hanging="2"/>
+        <w:outlineLvl w:val="9"/>
         <w:rPr>
           <w:rFonts w:ascii="Times New Roman" w:eastAsia="Times New Roman" w:hAnsi="Times New Roman" w:cs="Times New Roman"/>
           <w:sz w:val="24"/>
@@ -2914,34 +2383,25 @@
           <w:szCs w:val="24"/>
           <w:highlight w:val="white"/>
         </w:rPr>
-        <w:t>I звичаїв апостолів причасником і їх намісником стався ти,* знайшов ти шлях, богонатхненний, як дійти до видіння.* Задля того слово істини справляючи,* і задля віри постраждав ти аж до крови, священ</w:t>
-      </w:r>
-      <w:r>
-        <w:rPr>
-          <w:rFonts w:ascii="Times New Roman" w:eastAsia="Times New Roman" w:hAnsi="Times New Roman" w:cs="Times New Roman"/>
+        <w:t>I звичаїв апостолів причасником і їх намісником стався ти,* знайшов ти шлях, богонатхненний, як дійти до видіння.* Задля того слово істини справляючи,* і задля віри постраждав ти аж до крови, священномученику Василію</w:t>
+      </w:r>
+      <w:r>
+        <w:rPr>
+          <w:rFonts w:ascii="Times New Roman" w:eastAsia="Times New Roman" w:hAnsi="Times New Roman" w:cs="Times New Roman"/>
+          <w:i/>
           <w:sz w:val="24"/>
           <w:szCs w:val="24"/>
           <w:highlight w:val="white"/>
         </w:rPr>
-        <w:t>номученику Василію</w:t>
-      </w:r>
-      <w:r>
-        <w:rPr>
-          <w:rFonts w:ascii="Times New Roman" w:eastAsia="Times New Roman" w:hAnsi="Times New Roman" w:cs="Times New Roman"/>
-          <w:i/>
+        <w:t xml:space="preserve">,* </w:t>
+      </w:r>
+      <w:r>
+        <w:rPr>
+          <w:rFonts w:ascii="Times New Roman" w:eastAsia="Times New Roman" w:hAnsi="Times New Roman" w:cs="Times New Roman"/>
           <w:sz w:val="24"/>
           <w:szCs w:val="24"/>
           <w:highlight w:val="white"/>
         </w:rPr>
-        <w:t xml:space="preserve">,* </w:t>
-      </w:r>
-      <w:r>
-        <w:rPr>
-          <w:rFonts w:ascii="Times New Roman" w:eastAsia="Times New Roman" w:hAnsi="Times New Roman" w:cs="Times New Roman"/>
-          <w:sz w:val="24"/>
-          <w:szCs w:val="24"/>
-          <w:highlight w:val="white"/>
-        </w:rPr>
         <w:t>моли Христа Бога, щоб спаслися душі наші.</w:t>
       </w:r>
     </w:p>
@@ -2949,6 +2409,7 @@
       <w:pPr>
         <w:spacing w:after="288" w:line="240" w:lineRule="auto"/>
         <w:ind w:left="0" w:hanging="2"/>
+        <w:outlineLvl w:val="9"/>
         <w:rPr>
           <w:rFonts w:ascii="Times New Roman" w:eastAsia="Times New Roman" w:hAnsi="Times New Roman" w:cs="Times New Roman"/>
           <w:sz w:val="24"/>
@@ -2976,19 +2437,7 @@
     </w:p>
     <w:p>
       <w:pPr>
-        <w:spacing w:after="288" w:line="240" w:lineRule="auto"/>
-        <w:ind w:left="0" w:hanging="2"/>
-        <w:rPr>
-          <w:rFonts w:ascii="Times New Roman" w:eastAsia="Times New Roman" w:hAnsi="Times New Roman" w:cs="Times New Roman"/>
-          <w:color w:val="FF0000"/>
-          <w:sz w:val="24"/>
-          <w:szCs w:val="24"/>
-        </w:rPr>
-      </w:pPr>
-    </w:p>
-    <w:p>
-      <w:pPr>
-        <w:pStyle w:val="2"/>
+        <w:pStyle w:val="Heading2"/>
         <w:spacing w:after="288" w:line="240" w:lineRule="auto"/>
         <w:ind w:left="2" w:hanging="4"/>
       </w:pPr>
@@ -3002,6 +2451,7 @@
       <w:pPr>
         <w:spacing w:after="288" w:line="240" w:lineRule="auto"/>
         <w:ind w:left="0" w:hanging="2"/>
+        <w:outlineLvl w:val="9"/>
         <w:rPr>
           <w:rFonts w:ascii="Times New Roman" w:eastAsia="Times New Roman" w:hAnsi="Times New Roman" w:cs="Times New Roman"/>
           <w:sz w:val="24"/>
@@ -3024,21 +2474,14 @@
           <w:sz w:val="24"/>
           <w:szCs w:val="24"/>
         </w:rPr>
-        <w:t xml:space="preserve"> Як Христового родича, Симеоне священнонача</w:t>
-      </w:r>
-      <w:r>
-        <w:rPr>
-          <w:rFonts w:ascii="Times New Roman" w:eastAsia="Times New Roman" w:hAnsi="Times New Roman" w:cs="Times New Roman"/>
-          <w:sz w:val="24"/>
-          <w:szCs w:val="24"/>
-        </w:rPr>
-        <w:t xml:space="preserve">льнику,* і мученика твердого,* який оману погубив і віру зберіг,* священно восхваляємо тебе,* тому днесь священну пам’ять твою святкуючи,* приймаємо за молитвами твоїми прощення гріхів. </w:t>
-      </w:r>
-    </w:p>
-    <w:p>
-      <w:pPr>
-        <w:spacing w:after="288" w:line="240" w:lineRule="auto"/>
-        <w:ind w:left="0" w:hanging="2"/>
+        <w:t xml:space="preserve"> Як Христового родича, Симеоне священноначальнику,* і мученика твердого,* який оману погубив і віру зберіг,* священно восхваляємо тебе,* тому днесь священну пам’ять твою святкуючи,* приймаємо за молитвами твоїми прощення гріхів. </w:t>
+      </w:r>
+    </w:p>
+    <w:p>
+      <w:pPr>
+        <w:spacing w:after="288" w:line="240" w:lineRule="auto"/>
+        <w:ind w:left="0" w:hanging="2"/>
+        <w:outlineLvl w:val="9"/>
         <w:rPr>
           <w:rFonts w:ascii="Times New Roman" w:eastAsia="Times New Roman" w:hAnsi="Times New Roman" w:cs="Times New Roman"/>
           <w:sz w:val="24"/>
@@ -3061,20 +2504,12 @@
           <w:sz w:val="24"/>
           <w:szCs w:val="24"/>
         </w:rPr>
-        <w:t>Як зорю превелику* церква має богоглаголивого Симеона,</w:t>
-      </w:r>
-      <w:r>
-        <w:rPr>
-          <w:rFonts w:ascii="Times New Roman" w:eastAsia="Times New Roman" w:hAnsi="Times New Roman" w:cs="Times New Roman"/>
-          <w:sz w:val="24"/>
-          <w:szCs w:val="24"/>
-        </w:rPr>
-        <w:t xml:space="preserve"> світловодителя, кличучи:* Радуйся, мучеників чесний вінче.</w:t>
-      </w:r>
-    </w:p>
-    <w:p>
-      <w:pPr>
-        <w:pStyle w:val="3"/>
+        <w:t>Як зорю превелику* церква має богоглаголивого Симеона, світловодителя, кличучи:* Радуйся, мучеників чесний вінче.</w:t>
+      </w:r>
+    </w:p>
+    <w:p>
+      <w:pPr>
+        <w:pStyle w:val="Heading3"/>
         <w:spacing w:after="288" w:line="240" w:lineRule="auto"/>
         <w:ind w:left="1" w:hanging="3"/>
       </w:pPr>
@@ -3086,31 +2521,25 @@
     </w:p>
     <w:p>
       <w:pPr>
-        <w:spacing w:after="288" w:line="240" w:lineRule="auto"/>
-        <w:ind w:left="0" w:hanging="2"/>
-        <w:rPr>
-          <w:rFonts w:ascii="Times New Roman" w:eastAsia="Times New Roman" w:hAnsi="Times New Roman" w:cs="Times New Roman"/>
-          <w:color w:val="FF0000"/>
-          <w:sz w:val="24"/>
-          <w:szCs w:val="24"/>
-        </w:rPr>
-      </w:pPr>
-    </w:p>
-    <w:p>
-      <w:pPr>
-        <w:pStyle w:val="2"/>
+        <w:pStyle w:val="Heading2"/>
         <w:spacing w:after="288" w:line="240" w:lineRule="auto"/>
         <w:ind w:left="2" w:hanging="4"/>
       </w:pPr>
       <w:bookmarkStart w:id="31" w:name="_heading=h.t6oc61y77he2" w:colFirst="0" w:colLast="0"/>
       <w:bookmarkEnd w:id="31"/>
       <w:r>
-        <w:t>28 квітня.  Свв. апп. Ясона й Сосипатра.</w:t>
-      </w:r>
-    </w:p>
-    <w:p>
-      <w:pPr>
-        <w:pStyle w:val="3"/>
+        <w:t>28 квітня.</w:t>
+      </w:r>
+      <w:r>
+        <w:t xml:space="preserve"> </w:t>
+      </w:r>
+      <w:r>
+        <w:t>Свв. апп. Ясона й Сосипатра.</w:t>
+      </w:r>
+    </w:p>
+    <w:p>
+      <w:pPr>
+        <w:pStyle w:val="Heading3"/>
         <w:spacing w:after="288" w:line="240" w:lineRule="auto"/>
         <w:ind w:left="1" w:hanging="3"/>
       </w:pPr>
@@ -3124,6 +2553,7 @@
       <w:pPr>
         <w:spacing w:after="288" w:line="240" w:lineRule="auto"/>
         <w:ind w:left="0" w:hanging="2"/>
+        <w:outlineLvl w:val="9"/>
         <w:rPr>
           <w:rFonts w:ascii="Times New Roman" w:eastAsia="Times New Roman" w:hAnsi="Times New Roman" w:cs="Times New Roman"/>
           <w:sz w:val="24"/>
@@ -3158,22 +2588,14 @@
           <w:szCs w:val="24"/>
           <w:highlight w:val="white"/>
         </w:rPr>
-        <w:t xml:space="preserve">Апостоли святі, моліть милостивого Бога,* щоб відпущення прогрішень </w:t>
-      </w:r>
-      <w:r>
-        <w:rPr>
-          <w:rFonts w:ascii="Times New Roman" w:eastAsia="Times New Roman" w:hAnsi="Times New Roman" w:cs="Times New Roman"/>
-          <w:sz w:val="24"/>
-          <w:szCs w:val="24"/>
-          <w:highlight w:val="white"/>
-        </w:rPr>
-        <w:t>подав душам нашим.</w:t>
-      </w:r>
-    </w:p>
-    <w:p>
-      <w:pPr>
-        <w:spacing w:after="288" w:line="240" w:lineRule="auto"/>
-        <w:ind w:left="0" w:hanging="2"/>
+        <w:t>Апостоли святі, моліть милостивого Бога,* щоб відпущення прогрішень подав душам нашим.</w:t>
+      </w:r>
+    </w:p>
+    <w:p>
+      <w:pPr>
+        <w:spacing w:after="288" w:line="240" w:lineRule="auto"/>
+        <w:ind w:left="0" w:hanging="2"/>
+        <w:outlineLvl w:val="9"/>
         <w:rPr>
           <w:rFonts w:ascii="Times New Roman" w:eastAsia="Times New Roman" w:hAnsi="Times New Roman" w:cs="Times New Roman"/>
           <w:sz w:val="24"/>
@@ -3201,13 +2623,14 @@
     </w:p>
     <w:p>
       <w:pPr>
-        <w:pStyle w:val="3"/>
+        <w:pStyle w:val="Heading3"/>
         <w:spacing w:after="288" w:line="240" w:lineRule="auto"/>
         <w:ind w:left="1" w:hanging="3"/>
       </w:pPr>
       <w:bookmarkStart w:id="33" w:name="_heading=h.dovxvnnx9bph" w:colFirst="0" w:colLast="0"/>
       <w:bookmarkEnd w:id="33"/>
       <w:r>
+        <w:lastRenderedPageBreak/>
         <w:t xml:space="preserve">Свв. мчч. Дади, Максима й Кинтиліяна. </w:t>
       </w:r>
     </w:p>
@@ -3215,6 +2638,7 @@
       <w:pPr>
         <w:spacing w:after="288" w:line="240" w:lineRule="auto"/>
         <w:ind w:left="0" w:hanging="2"/>
+        <w:outlineLvl w:val="9"/>
         <w:rPr>
           <w:rFonts w:ascii="Times New Roman" w:eastAsia="Times New Roman" w:hAnsi="Times New Roman" w:cs="Times New Roman"/>
           <w:sz w:val="24"/>
@@ -3249,37 +2673,28 @@
           <w:szCs w:val="24"/>
           <w:highlight w:val="white"/>
         </w:rPr>
-        <w:t>Мученики твої, Господи,* у стражданнях</w:t>
-      </w:r>
-      <w:r>
-        <w:rPr>
-          <w:rFonts w:ascii="Times New Roman" w:eastAsia="Times New Roman" w:hAnsi="Times New Roman" w:cs="Times New Roman"/>
-          <w:sz w:val="24"/>
-          <w:szCs w:val="24"/>
-          <w:highlight w:val="white"/>
-        </w:rPr>
-        <w:t xml:space="preserve"> своїх прийняли вінці нетлінні від Тебе, Бога нашого.* Мавши бо кріпость твою, вони мучителів подолали,* сокрушили і демонів зухвальства безсильні.* Їх молитвами спаси душі наші.</w:t>
-      </w:r>
-    </w:p>
-    <w:p>
-      <w:pPr>
-        <w:spacing w:after="288" w:line="240" w:lineRule="auto"/>
-        <w:ind w:left="0" w:hanging="2"/>
-        <w:rPr>
-          <w:rFonts w:ascii="Times New Roman" w:eastAsia="Times New Roman" w:hAnsi="Times New Roman" w:cs="Times New Roman"/>
-          <w:sz w:val="24"/>
-          <w:szCs w:val="24"/>
-        </w:rPr>
-      </w:pPr>
-      <w:r>
-        <w:rPr>
-          <w:rFonts w:ascii="Times New Roman" w:eastAsia="Times New Roman" w:hAnsi="Times New Roman" w:cs="Times New Roman"/>
-          <w:i/>
-          <w:color w:val="FF0000"/>
-          <w:sz w:val="24"/>
-          <w:szCs w:val="24"/>
-        </w:rPr>
-        <w:lastRenderedPageBreak/>
+        <w:t>Мученики твої, Господи,* у стражданнях своїх прийняли вінці нетлінні від Тебе, Бога нашого.* Мавши бо кріпость твою, вони мучителів подолали,* сокрушили і демонів зухвальства безсильні.* Їх молитвами спаси душі наші.</w:t>
+      </w:r>
+    </w:p>
+    <w:p>
+      <w:pPr>
+        <w:spacing w:after="288" w:line="240" w:lineRule="auto"/>
+        <w:ind w:left="0" w:hanging="2"/>
+        <w:outlineLvl w:val="9"/>
+        <w:rPr>
+          <w:rFonts w:ascii="Times New Roman" w:eastAsia="Times New Roman" w:hAnsi="Times New Roman" w:cs="Times New Roman"/>
+          <w:sz w:val="24"/>
+          <w:szCs w:val="24"/>
+        </w:rPr>
+      </w:pPr>
+      <w:r>
+        <w:rPr>
+          <w:rFonts w:ascii="Times New Roman" w:eastAsia="Times New Roman" w:hAnsi="Times New Roman" w:cs="Times New Roman"/>
+          <w:i/>
+          <w:color w:val="FF0000"/>
+          <w:sz w:val="24"/>
+          <w:szCs w:val="24"/>
+        </w:rPr>
         <w:t>Кондак (г. 1):</w:t>
       </w:r>
       <w:r>
@@ -3288,20 +2703,12 @@
           <w:sz w:val="24"/>
           <w:szCs w:val="24"/>
         </w:rPr>
-        <w:t xml:space="preserve"> Твердістю душі наблизившись до страждань* непереможними перед </w:t>
-      </w:r>
-      <w:r>
-        <w:rPr>
-          <w:rFonts w:ascii="Times New Roman" w:eastAsia="Times New Roman" w:hAnsi="Times New Roman" w:cs="Times New Roman"/>
-          <w:sz w:val="24"/>
-          <w:szCs w:val="24"/>
-        </w:rPr>
-        <w:t xml:space="preserve">багатьма злочинами облесника явились ви,* мученики, ангелам уподібнені,* тому вся вселенна почитає боротьбу вашу* і чесні страждання, якими ви прославилися. </w:t>
-      </w:r>
-    </w:p>
-    <w:p>
-      <w:pPr>
-        <w:pStyle w:val="3"/>
+        <w:t xml:space="preserve"> Твердістю душі наблизившись до страждань* непереможними перед багатьма злочинами облесника явились ви,* мученики, ангелам уподібнені,* тому вся вселенна почитає боротьбу вашу* і чесні страждання, якими ви прославилися. </w:t>
+      </w:r>
+    </w:p>
+    <w:p>
+      <w:pPr>
+        <w:pStyle w:val="Heading3"/>
         <w:spacing w:after="288" w:line="240" w:lineRule="auto"/>
         <w:ind w:left="1" w:hanging="3"/>
       </w:pPr>
@@ -3315,6 +2722,7 @@
       <w:pPr>
         <w:spacing w:after="288" w:line="240" w:lineRule="auto"/>
         <w:ind w:left="0" w:hanging="2"/>
+        <w:outlineLvl w:val="9"/>
         <w:rPr>
           <w:rFonts w:ascii="Times New Roman" w:eastAsia="Times New Roman" w:hAnsi="Times New Roman" w:cs="Times New Roman"/>
           <w:sz w:val="24"/>
@@ -3337,21 +2745,14 @@
           <w:sz w:val="24"/>
           <w:szCs w:val="24"/>
         </w:rPr>
-        <w:t xml:space="preserve"> Благочестя ревнителю і поборник,* іноків і стовпників похвало,* святителю Туровської пастви преславний,* златословесний учителю,* світлим ученням богорозуміння свого просвітив ти краї Русі,* в молитві до Бога благодатний грішників помічниче,* Кириле богом</w:t>
-      </w:r>
-      <w:r>
-        <w:rPr>
-          <w:rFonts w:ascii="Times New Roman" w:eastAsia="Times New Roman" w:hAnsi="Times New Roman" w:cs="Times New Roman"/>
-          <w:sz w:val="24"/>
-          <w:szCs w:val="24"/>
-        </w:rPr>
-        <w:t xml:space="preserve">удрий, моли Христа Бога,* щоб утвердились ми, співвітчизники твої, у православ'ї,* благочесті і однодумності. </w:t>
-      </w:r>
-    </w:p>
-    <w:p>
-      <w:pPr>
-        <w:spacing w:after="288" w:line="240" w:lineRule="auto"/>
-        <w:ind w:left="0" w:hanging="2"/>
+        <w:t xml:space="preserve"> Благочестя ревнителю і поборник,* іноків і стовпників похвало,* святителю Туровської пастви преславний,* златословесний учителю,* світлим ученням богорозуміння свого просвітив ти краї Русі,* в молитві до Бога благодатний грішників помічниче,* Кириле богомудрий, моли Христа Бога,* щоб утвердились ми, співвітчизники твої, у православ'ї,* благочесті і однодумності. </w:t>
+      </w:r>
+    </w:p>
+    <w:p>
+      <w:pPr>
+        <w:spacing w:after="288" w:line="240" w:lineRule="auto"/>
+        <w:ind w:left="0" w:hanging="2"/>
+        <w:outlineLvl w:val="9"/>
         <w:rPr>
           <w:rFonts w:ascii="Times New Roman" w:eastAsia="Times New Roman" w:hAnsi="Times New Roman" w:cs="Times New Roman"/>
           <w:sz w:val="24"/>
@@ -3374,46 +2775,23 @@
           <w:sz w:val="24"/>
           <w:szCs w:val="24"/>
         </w:rPr>
-        <w:t>Триваючи в молитвах, послуху і благочестя поборником добрим був єси,* терпінню і смиренню навчав ти паству свою,* чеснотами препод</w:t>
-      </w:r>
-      <w:r>
-        <w:rPr>
-          <w:rFonts w:ascii="Times New Roman" w:eastAsia="Times New Roman" w:hAnsi="Times New Roman" w:cs="Times New Roman"/>
-          <w:sz w:val="24"/>
-          <w:szCs w:val="24"/>
-        </w:rPr>
-        <w:t>обності і правди стадо Христове просвітлюючи,* і медоточними словами всю землю Русі годуючи,* на праву путь заповідей Господніх силою духа твого наставляв єси всіх,* і нині просвіти, як сонце, людей гріхами затьмарених і до покаяння нас приведи.</w:t>
-      </w:r>
-    </w:p>
-    <w:p>
-      <w:pPr>
-        <w:spacing w:after="288" w:line="240" w:lineRule="auto"/>
-        <w:ind w:left="0" w:hanging="2"/>
-        <w:rPr>
-          <w:rFonts w:ascii="Times New Roman" w:eastAsia="Times New Roman" w:hAnsi="Times New Roman" w:cs="Times New Roman"/>
-          <w:color w:val="FF0000"/>
-          <w:sz w:val="24"/>
-          <w:szCs w:val="24"/>
-        </w:rPr>
-      </w:pPr>
-    </w:p>
-    <w:p>
-      <w:pPr>
-        <w:pStyle w:val="2"/>
+        <w:t>Триваючи в молитвах, послуху і благочестя поборником добрим був єси,* терпінню і смиренню навчав ти паству свою,* чеснотами преподобності і правди стадо Христове просвітлюючи,* і медоточними словами всю землю Русі годуючи,* на праву путь заповідей Господніх силою духа твого наставляв єси всіх,* і нині просвіти, як сонце, людей гріхами затьмарених і до покаяння нас приведи.</w:t>
+      </w:r>
+    </w:p>
+    <w:p>
+      <w:pPr>
+        <w:pStyle w:val="Heading2"/>
         <w:ind w:left="2" w:hanging="4"/>
       </w:pPr>
       <w:bookmarkStart w:id="35" w:name="_heading=h.qs4f7u9zvps6" w:colFirst="0" w:colLast="0"/>
       <w:bookmarkEnd w:id="35"/>
       <w:r>
-        <w:t>29 квітня</w:t>
-      </w:r>
-      <w:r>
-        <w:t>. Свв. дев’ятьох мчч., що в Кизиці. В той же день прп. Мемнона, чудотворця.</w:t>
-      </w:r>
-    </w:p>
-    <w:p>
-      <w:pPr>
-        <w:pStyle w:val="3"/>
+        <w:t>29 квітня. Свв. дев’ятьох мчч., що в Кизиці. В той же день прп. Мемнона, чудотворця.</w:t>
+      </w:r>
+    </w:p>
+    <w:p>
+      <w:pPr>
+        <w:pStyle w:val="Heading3"/>
         <w:spacing w:after="288" w:line="240" w:lineRule="auto"/>
         <w:ind w:left="1" w:hanging="3"/>
       </w:pPr>
@@ -3427,6 +2805,7 @@
       <w:pPr>
         <w:spacing w:after="288" w:line="240" w:lineRule="auto"/>
         <w:ind w:left="0" w:hanging="2"/>
+        <w:outlineLvl w:val="9"/>
         <w:rPr>
           <w:rFonts w:ascii="Times New Roman" w:eastAsia="Times New Roman" w:hAnsi="Times New Roman" w:cs="Times New Roman"/>
           <w:sz w:val="24"/>
@@ -3461,22 +2840,14 @@
           <w:szCs w:val="24"/>
           <w:highlight w:val="white"/>
         </w:rPr>
-        <w:t>Мученики твої, Господи,* у стражданнях своїх прийняли вінці нетлінні від тебе, Бога нашого.* Мавши бо кріпость твою, вони мучителі</w:t>
-      </w:r>
-      <w:r>
-        <w:rPr>
-          <w:rFonts w:ascii="Times New Roman" w:eastAsia="Times New Roman" w:hAnsi="Times New Roman" w:cs="Times New Roman"/>
-          <w:sz w:val="24"/>
-          <w:szCs w:val="24"/>
-          <w:highlight w:val="white"/>
-        </w:rPr>
-        <w:t>в подолали,* сокрушили і демонів зухвальства безсильні.* Їх молитвами спаси душі наші.</w:t>
-      </w:r>
-    </w:p>
-    <w:p>
-      <w:pPr>
-        <w:spacing w:after="288" w:line="240" w:lineRule="auto"/>
-        <w:ind w:left="0" w:hanging="2"/>
+        <w:t>Мученики твої, Господи,* у стражданнях своїх прийняли вінці нетлінні від тебе, Бога нашого.* Мавши бо кріпость твою, вони мучителів подолали,* сокрушили і демонів зухвальства безсильні.* Їх молитвами спаси душі наші.</w:t>
+      </w:r>
+    </w:p>
+    <w:p>
+      <w:pPr>
+        <w:spacing w:after="288" w:line="240" w:lineRule="auto"/>
+        <w:ind w:left="0" w:hanging="2"/>
+        <w:outlineLvl w:val="9"/>
         <w:rPr>
           <w:rFonts w:ascii="Times New Roman" w:eastAsia="Times New Roman" w:hAnsi="Times New Roman" w:cs="Times New Roman"/>
           <w:sz w:val="24"/>
@@ -3499,33 +2870,29 @@
           <w:sz w:val="24"/>
           <w:szCs w:val="24"/>
         </w:rPr>
-        <w:t xml:space="preserve"> Твердий і всесвітлий лик мучеників дев’яти,* трисонячного божества ісповідники на суді йому взивали:* Кров і душі наші із тілами, як непорочну жертву прин</w:t>
-      </w:r>
-      <w:r>
-        <w:rPr>
-          <w:rFonts w:ascii="Times New Roman" w:eastAsia="Times New Roman" w:hAnsi="Times New Roman" w:cs="Times New Roman"/>
-          <w:sz w:val="24"/>
-          <w:szCs w:val="24"/>
-        </w:rPr>
-        <w:t>осимо тобі, Владико,* до ликів небесних твоїх нас долучи, як Бог милостивий.</w:t>
-      </w:r>
-    </w:p>
-    <w:p>
-      <w:pPr>
-        <w:pStyle w:val="3"/>
+        <w:t xml:space="preserve"> Твердий і всесвітлий лик мучеників дев’яти,* трисонячного божества ісповідники на суді йому взивали:* Кров і душі наші із тілами, як непорочну жертву приносимо тобі, Владико,* до ликів небесних твоїх нас долучи, як Бог милостивий.</w:t>
+      </w:r>
+    </w:p>
+    <w:p>
+      <w:pPr>
+        <w:pStyle w:val="Heading3"/>
         <w:spacing w:after="288" w:line="240" w:lineRule="auto"/>
         <w:ind w:left="1" w:hanging="3"/>
       </w:pPr>
       <w:bookmarkStart w:id="37" w:name="_heading=h.l2iphgu03nd3" w:colFirst="0" w:colLast="0"/>
       <w:bookmarkEnd w:id="37"/>
       <w:r>
-        <w:t>В той же день прп. Мемнона, чудотворця.</w:t>
-      </w:r>
-    </w:p>
-    <w:p>
-      <w:pPr>
-        <w:spacing w:after="288" w:line="240" w:lineRule="auto"/>
-        <w:ind w:left="0" w:hanging="2"/>
+        <w:t>П</w:t>
+      </w:r>
+      <w:r>
+        <w:t>рп. Мемнона, чудотворця.</w:t>
+      </w:r>
+    </w:p>
+    <w:p>
+      <w:pPr>
+        <w:spacing w:after="288" w:line="240" w:lineRule="auto"/>
+        <w:ind w:left="0" w:hanging="2"/>
+        <w:outlineLvl w:val="9"/>
         <w:rPr>
           <w:rFonts w:ascii="Times New Roman" w:eastAsia="Times New Roman" w:hAnsi="Times New Roman" w:cs="Times New Roman"/>
           <w:sz w:val="24"/>
@@ -3560,22 +2927,14 @@
           <w:szCs w:val="24"/>
           <w:highlight w:val="white"/>
         </w:rPr>
-        <w:t xml:space="preserve">У тобі отче дбайливо зберігся образ,* бо прийнявши хрест, ти пішов слідом за Христом* і ділом навчав ти погорджувати тілом, </w:t>
-      </w:r>
-      <w:r>
-        <w:rPr>
-          <w:rFonts w:ascii="Times New Roman" w:eastAsia="Times New Roman" w:hAnsi="Times New Roman" w:cs="Times New Roman"/>
-          <w:sz w:val="24"/>
-          <w:szCs w:val="24"/>
-          <w:highlight w:val="white"/>
-        </w:rPr>
-        <w:t>бо воно проминає,* а дбати про душу – єство безсмертне.* Тим-то з ангелами разом радується,* преподобний Мемноне, дух твій.</w:t>
-      </w:r>
-    </w:p>
-    <w:p>
-      <w:pPr>
-        <w:spacing w:after="288" w:line="240" w:lineRule="auto"/>
-        <w:ind w:left="0" w:hanging="2"/>
+        <w:t>У тобі отче дбайливо зберігся образ,* бо прийнявши хрест, ти пішов слідом за Христом* і ділом навчав ти погорджувати тілом, бо воно проминає,* а дбати про душу – єство безсмертне.* Тим-то з ангелами разом радується,* преподобний Мемноне, дух твій.</w:t>
+      </w:r>
+    </w:p>
+    <w:p>
+      <w:pPr>
+        <w:spacing w:after="288" w:line="240" w:lineRule="auto"/>
+        <w:ind w:left="0" w:hanging="2"/>
+        <w:outlineLvl w:val="9"/>
         <w:rPr>
           <w:rFonts w:ascii="Times New Roman" w:eastAsia="Times New Roman" w:hAnsi="Times New Roman" w:cs="Times New Roman"/>
           <w:sz w:val="24"/>
@@ -3607,46 +2966,41 @@
           <w:sz w:val="24"/>
           <w:szCs w:val="24"/>
         </w:rPr>
-        <w:t>Як зорю світловидну,* яка чеснотами і чудес зорями світ просвіщає,* всі тебе возхваляємо, блаженний,* бо став ти прич</w:t>
-      </w:r>
-      <w:r>
-        <w:rPr>
-          <w:rFonts w:ascii="Times New Roman" w:eastAsia="Times New Roman" w:hAnsi="Times New Roman" w:cs="Times New Roman"/>
-          <w:sz w:val="24"/>
-          <w:szCs w:val="24"/>
-        </w:rPr>
-        <w:t>асником божественної світлості* і до сяйва незахідного прийшов єси, Мемноне,* тому й світлоносну пам’ять твою завжди почитаємо,* Спаса прославляючи.</w:t>
-      </w:r>
-    </w:p>
-    <w:p>
-      <w:pPr>
-        <w:spacing w:after="288" w:line="240" w:lineRule="auto"/>
-        <w:ind w:left="0" w:hanging="2"/>
-        <w:rPr>
-          <w:rFonts w:ascii="Times New Roman" w:eastAsia="Times New Roman" w:hAnsi="Times New Roman" w:cs="Times New Roman"/>
-          <w:color w:val="FF0000"/>
-          <w:sz w:val="24"/>
-          <w:szCs w:val="24"/>
-        </w:rPr>
-      </w:pPr>
-    </w:p>
-    <w:p>
-      <w:pPr>
-        <w:pStyle w:val="2"/>
+        <w:t xml:space="preserve">Як зорю світловидну,* яка чеснотами і чудес зорями світ просвіщає,* всі тебе возхваляємо, блаженний,* бо став ти причасником божественної світлості* і до </w:t>
+      </w:r>
+      <w:r>
+        <w:rPr>
+          <w:rFonts w:ascii="Times New Roman" w:eastAsia="Times New Roman" w:hAnsi="Times New Roman" w:cs="Times New Roman"/>
+          <w:sz w:val="24"/>
+          <w:szCs w:val="24"/>
+        </w:rPr>
+        <w:lastRenderedPageBreak/>
+        <w:t>сяйва незахідного прийшов єси, Мемноне,* тому й світлоносну пам’ять твою завжди почитаємо,* Спаса прославляючи.</w:t>
+      </w:r>
+    </w:p>
+    <w:p>
+      <w:pPr>
+        <w:pStyle w:val="Heading2"/>
         <w:spacing w:after="288" w:line="240" w:lineRule="auto"/>
         <w:ind w:left="2" w:hanging="4"/>
       </w:pPr>
       <w:bookmarkStart w:id="38" w:name="_heading=h.pr2xne8wkuxm" w:colFirst="0" w:colLast="0"/>
       <w:bookmarkEnd w:id="38"/>
       <w:r>
-        <w:lastRenderedPageBreak/>
-        <w:t>30  квітня. + Св. ап. Якова, брата св. Йоана Богослова.</w:t>
-      </w:r>
-    </w:p>
-    <w:p>
-      <w:pPr>
-        <w:spacing w:after="288" w:line="240" w:lineRule="auto"/>
-        <w:ind w:left="0" w:hanging="2"/>
+        <w:t>30</w:t>
+      </w:r>
+      <w:r>
+        <w:t xml:space="preserve"> </w:t>
+      </w:r>
+      <w:r>
+        <w:t>квітня. + Св. ап. Якова, брата св. Йоана Богослова.</w:t>
+      </w:r>
+    </w:p>
+    <w:p>
+      <w:pPr>
+        <w:spacing w:after="288" w:line="240" w:lineRule="auto"/>
+        <w:ind w:left="0" w:hanging="2"/>
+        <w:outlineLvl w:val="9"/>
         <w:rPr>
           <w:rFonts w:ascii="Times New Roman" w:eastAsia="Times New Roman" w:hAnsi="Times New Roman" w:cs="Times New Roman"/>
           <w:sz w:val="24"/>
@@ -3669,21 +3023,14 @@
           <w:sz w:val="24"/>
           <w:szCs w:val="24"/>
         </w:rPr>
-        <w:t xml:space="preserve"> Апостолом Христовим був ти вибраний</w:t>
-      </w:r>
-      <w:r>
-        <w:rPr>
-          <w:rFonts w:ascii="Times New Roman" w:eastAsia="Times New Roman" w:hAnsi="Times New Roman" w:cs="Times New Roman"/>
-          <w:sz w:val="24"/>
-          <w:szCs w:val="24"/>
-        </w:rPr>
-        <w:t>* і Богослова возлюбленого єдинородний брат, всехвальний Якове;* гріхів відпущення випроси тим, що співають тобі,* і душам нашим велику милість.</w:t>
-      </w:r>
-    </w:p>
-    <w:p>
-      <w:pPr>
-        <w:spacing w:after="288" w:line="240" w:lineRule="auto"/>
-        <w:ind w:left="0" w:hanging="2"/>
+        <w:t xml:space="preserve"> Апостолом Христовим був ти вибраний* і Богослова возлюбленого єдинородний брат, всехвальний Якове;* гріхів відпущення випроси тим, що співають тобі,* і душам нашим велику милість.</w:t>
+      </w:r>
+    </w:p>
+    <w:p>
+      <w:pPr>
+        <w:spacing w:after="288" w:line="240" w:lineRule="auto"/>
+        <w:ind w:left="0" w:hanging="2"/>
+        <w:outlineLvl w:val="9"/>
         <w:rPr>
           <w:rFonts w:ascii="Times New Roman" w:eastAsia="Times New Roman" w:hAnsi="Times New Roman" w:cs="Times New Roman"/>
           <w:sz w:val="24"/>
@@ -3715,28 +3062,8 @@
           <w:sz w:val="24"/>
           <w:szCs w:val="24"/>
         </w:rPr>
-        <w:t>Божественний голос, що кликав тебе,* почувши, любов отця відхилив ти* і прийшов єси до Христа, Я</w:t>
-      </w:r>
-      <w:r>
-        <w:rPr>
-          <w:rFonts w:ascii="Times New Roman" w:eastAsia="Times New Roman" w:hAnsi="Times New Roman" w:cs="Times New Roman"/>
-          <w:sz w:val="24"/>
-          <w:szCs w:val="24"/>
-        </w:rPr>
-        <w:t>кове славний, з рідним твоїм* і з ним удостоївся ти бачити Господнє божественне переображення.</w:t>
-      </w:r>
-    </w:p>
-    <w:p>
-      <w:pPr>
-        <w:spacing w:after="120" w:line="240" w:lineRule="auto"/>
-        <w:ind w:left="0" w:hanging="2"/>
-        <w:jc w:val="both"/>
-        <w:rPr>
-          <w:rFonts w:ascii="Times New Roman" w:eastAsia="Times New Roman" w:hAnsi="Times New Roman" w:cs="Times New Roman"/>
-          <w:sz w:val="24"/>
-          <w:szCs w:val="24"/>
-        </w:rPr>
-      </w:pPr>
+        <w:t>Божественний голос, що кликав тебе,* почувши, любов отця відхилив ти* і прийшов єси до Христа, Якове славний, з рідним твоїм* і з ним удостоївся ти бачити Господнє божественне переображення.</w:t>
+      </w:r>
     </w:p>
     <w:sectPr>
       <w:pgSz w:w="11906" w:h="16838"/>
@@ -4144,7 +3471,7 @@
     <w:lsdException w:name="Unresolved Mention" w:semiHidden="1" w:unhideWhenUsed="1"/>
     <w:lsdException w:name="Smart Link" w:semiHidden="1" w:unhideWhenUsed="1"/>
   </w:latentStyles>
-  <w:style w:type="paragraph" w:default="1" w:styleId="a">
+  <w:style w:type="paragraph" w:default="1" w:styleId="Normal">
     <w:name w:val="Normal"/>
     <w:qFormat/>
     <w:pPr>
@@ -4159,10 +3486,10 @@
       <w:lang w:eastAsia="en-US"/>
     </w:rPr>
   </w:style>
-  <w:style w:type="paragraph" w:styleId="1">
+  <w:style w:type="paragraph" w:styleId="Heading1">
     <w:name w:val="heading 1"/>
-    <w:basedOn w:val="a"/>
-    <w:next w:val="a"/>
+    <w:basedOn w:val="Normal"/>
+    <w:next w:val="Normal"/>
     <w:uiPriority w:val="9"/>
     <w:qFormat/>
     <w:pPr>
@@ -4176,10 +3503,10 @@
       <w:szCs w:val="48"/>
     </w:rPr>
   </w:style>
-  <w:style w:type="paragraph" w:styleId="2">
+  <w:style w:type="paragraph" w:styleId="Heading2">
     <w:name w:val="heading 2"/>
-    <w:basedOn w:val="a"/>
-    <w:next w:val="a"/>
+    <w:basedOn w:val="Normal"/>
+    <w:next w:val="Normal"/>
     <w:uiPriority w:val="9"/>
     <w:unhideWhenUsed/>
     <w:qFormat/>
@@ -4195,10 +3522,10 @@
       <w:szCs w:val="36"/>
     </w:rPr>
   </w:style>
-  <w:style w:type="paragraph" w:styleId="3">
+  <w:style w:type="paragraph" w:styleId="Heading3">
     <w:name w:val="heading 3"/>
-    <w:basedOn w:val="a"/>
-    <w:next w:val="a"/>
+    <w:basedOn w:val="Normal"/>
+    <w:next w:val="Normal"/>
     <w:uiPriority w:val="9"/>
     <w:unhideWhenUsed/>
     <w:qFormat/>
@@ -4214,10 +3541,10 @@
       <w:szCs w:val="28"/>
     </w:rPr>
   </w:style>
-  <w:style w:type="paragraph" w:styleId="4">
+  <w:style w:type="paragraph" w:styleId="Heading4">
     <w:name w:val="heading 4"/>
-    <w:basedOn w:val="a"/>
-    <w:next w:val="a"/>
+    <w:basedOn w:val="Normal"/>
+    <w:next w:val="Normal"/>
     <w:uiPriority w:val="9"/>
     <w:semiHidden/>
     <w:unhideWhenUsed/>
@@ -4234,10 +3561,10 @@
       <w:szCs w:val="24"/>
     </w:rPr>
   </w:style>
-  <w:style w:type="paragraph" w:styleId="5">
+  <w:style w:type="paragraph" w:styleId="Heading5">
     <w:name w:val="heading 5"/>
-    <w:basedOn w:val="a"/>
-    <w:next w:val="a"/>
+    <w:basedOn w:val="Normal"/>
+    <w:next w:val="Normal"/>
     <w:uiPriority w:val="9"/>
     <w:semiHidden/>
     <w:unhideWhenUsed/>
@@ -4252,10 +3579,10 @@
       <w:b/>
     </w:rPr>
   </w:style>
-  <w:style w:type="paragraph" w:styleId="6">
+  <w:style w:type="paragraph" w:styleId="Heading6">
     <w:name w:val="heading 6"/>
-    <w:basedOn w:val="a"/>
-    <w:next w:val="a"/>
+    <w:basedOn w:val="Normal"/>
+    <w:next w:val="Normal"/>
     <w:uiPriority w:val="9"/>
     <w:semiHidden/>
     <w:unhideWhenUsed/>
@@ -4272,13 +3599,13 @@
       <w:szCs w:val="20"/>
     </w:rPr>
   </w:style>
-  <w:style w:type="character" w:default="1" w:styleId="a0">
+  <w:style w:type="character" w:default="1" w:styleId="DefaultParagraphFont">
     <w:name w:val="Default Paragraph Font"/>
     <w:uiPriority w:val="1"/>
     <w:semiHidden/>
     <w:unhideWhenUsed/>
   </w:style>
-  <w:style w:type="table" w:default="1" w:styleId="a1">
+  <w:style w:type="table" w:default="1" w:styleId="TableNormal">
     <w:name w:val="Normal Table"/>
     <w:uiPriority w:val="99"/>
     <w:semiHidden/>
@@ -4293,14 +3620,14 @@
       </w:tblCellMar>
     </w:tblPr>
   </w:style>
-  <w:style w:type="numbering" w:default="1" w:styleId="a2">
+  <w:style w:type="numbering" w:default="1" w:styleId="NoList">
     <w:name w:val="No List"/>
     <w:uiPriority w:val="99"/>
     <w:semiHidden/>
     <w:unhideWhenUsed/>
   </w:style>
-  <w:style w:type="table" w:customStyle="1" w:styleId="TableNormal">
-    <w:name w:val="Table Normal"/>
+  <w:style w:type="table" w:customStyle="1" w:styleId="TableNormal1">
+    <w:name w:val="Table Normal1"/>
     <w:tblPr>
       <w:tblCellMar>
         <w:top w:w="0" w:type="dxa"/>
@@ -4310,10 +3637,10 @@
       </w:tblCellMar>
     </w:tblPr>
   </w:style>
-  <w:style w:type="paragraph" w:styleId="a3">
+  <w:style w:type="paragraph" w:styleId="Title">
     <w:name w:val="Title"/>
-    <w:basedOn w:val="a"/>
-    <w:next w:val="a"/>
+    <w:basedOn w:val="Normal"/>
+    <w:next w:val="Normal"/>
     <w:uiPriority w:val="10"/>
     <w:qFormat/>
     <w:pPr>
@@ -4327,8 +3654,8 @@
       <w:szCs w:val="72"/>
     </w:rPr>
   </w:style>
-  <w:style w:type="table" w:customStyle="1" w:styleId="TableNormal0">
-    <w:name w:val="Table Normal"/>
+  <w:style w:type="table" w:customStyle="1" w:styleId="TableNormal2">
+    <w:name w:val="Table Normal2"/>
     <w:tblPr>
       <w:tblCellMar>
         <w:top w:w="0" w:type="dxa"/>
@@ -4338,9 +3665,9 @@
       </w:tblCellMar>
     </w:tblPr>
   </w:style>
-  <w:style w:type="table" w:customStyle="1" w:styleId="TableNormal1">
-    <w:name w:val="Table Normal"/>
-    <w:next w:val="TableNormal0"/>
+  <w:style w:type="table" w:customStyle="1" w:styleId="TableNormal3">
+    <w:name w:val="Table Normal3"/>
+    <w:next w:val="TableNormal2"/>
     <w:qFormat/>
     <w:pPr>
       <w:suppressAutoHyphens/>
@@ -4374,10 +3701,10 @@
       <w:em w:val="none"/>
     </w:rPr>
   </w:style>
-  <w:style w:type="paragraph" w:styleId="a4">
+  <w:style w:type="paragraph" w:styleId="Subtitle">
     <w:name w:val="Subtitle"/>
-    <w:basedOn w:val="a"/>
-    <w:next w:val="a"/>
+    <w:basedOn w:val="Normal"/>
+    <w:next w:val="Normal"/>
     <w:uiPriority w:val="11"/>
     <w:qFormat/>
     <w:pPr>
